--- a/docs/research/reports/教授報告_2026-09-07.docx
+++ b/docs/research/reports/教授報告_2026-09-07.docx
@@ -5146,16 +5146,16 @@
           <w:bCs w:val="false"/>
           <w:color w:val="000000"/>
         </w:rPr>
-        <w:t xml:space="preserve">研究1c・研究2・研究3 について、現時点で言えることを正直に整理する。</w:t>
-      </w:r>
-      <w:r>
-        <w:rPr>
-          <w:rFonts w:ascii="游明朝" w:cs="游明朝" w:eastAsia="游明朝" w:hAnsi="游明朝"/>
-          <w:b/>
-          <w:bCs/>
-          <w:color w:val="000000"/>
-        </w:rPr>
-        <w:t xml:space="preserve">結論を先に書くと、当初の目的については本プログラムは終了している。</w:t>
+        <w:t xml:space="preserve">研究1c・研究2・研究3 について、現時点で言えることを整理する。</w:t>
+      </w:r>
+      <w:r>
+        <w:rPr>
+          <w:rFonts w:ascii="游明朝" w:cs="游明朝" w:eastAsia="游明朝" w:hAnsi="游明朝"/>
+          <w:b/>
+          <w:bCs/>
+          <w:color w:val="000000"/>
+        </w:rPr>
+        <w:t xml:space="preserve">結論を先に書くと、当初の目的については本プログラムは終了しており、報告をまとめる段階に入る。</w:t>
       </w:r>
     </w:p>
     <w:p>
@@ -5359,315 +5359,6 @@
     </w:p>
     <w:p>
       <w:pPr>
-        <w:spacing w:after="120" w:line="300"/>
-      </w:pPr>
-      <w:r>
-        <w:rPr>
-          <w:rFonts w:ascii="游明朝" w:cs="游明朝" w:eastAsia="游明朝" w:hAnsi="游明朝"/>
-          <w:b/>
-          <w:bCs/>
-          <w:color w:val="000000"/>
-        </w:rPr>
-        <w:t xml:space="preserve">つまり、概念が合う指標は実機で測れず、実機で測れる指標は概念が合わない。</w:t>
-      </w:r>
-      <w:r>
-        <w:rPr>
-          <w:rFonts w:ascii="游明朝" w:cs="游明朝" w:eastAsia="游明朝" w:hAnsi="游明朝"/>
-          <w:b w:val="false"/>
-          <w:bCs w:val="false"/>
-          <w:color w:val="000000"/>
-        </w:rPr>
-        <w:t xml:space="preserve">現時点で C-1 の主指標に据えられる血管トーヌス指標は無い。</w:t>
-      </w:r>
-    </w:p>
-    <w:p>
-      <w:pPr>
-        <w:spacing w:after="120" w:line="300"/>
-      </w:pPr>
-      <w:r>
-        <w:rPr>
-          <w:rFonts w:ascii="游明朝" w:cs="游明朝" w:eastAsia="游明朝" w:hAnsi="游明朝"/>
-          <w:b w:val="false"/>
-          <w:bCs w:val="false"/>
-          <w:color w:val="000000"/>
-        </w:rPr>
-        <w:t xml:space="preserve">これを安価に決着させる方法が一つある。</w:t>
-      </w:r>
-      <w:r>
-        <w:rPr>
-          <w:rFonts w:ascii="游明朝" w:cs="游明朝" w:eastAsia="游明朝" w:hAnsi="游明朝"/>
-          <w:b/>
-          <w:bCs/>
-          <w:color w:val="000000"/>
-        </w:rPr>
-        <w:t xml:space="preserve">PWDB で早期振幅比と末梢血管抵抗の関連を測ることである。</w:t>
-      </w:r>
-      <w:r>
-        <w:rPr>
-          <w:rFonts w:ascii="游明朝" w:cs="游明朝" w:eastAsia="游明朝" w:hAnsi="游明朝"/>
-          <w:b w:val="false"/>
-          <w:bCs w:val="false"/>
-          <w:color w:val="000000"/>
-        </w:rPr>
-        <w:t xml:space="preserve">データは手元にあり、追加の取得も倫理手続きも要らない。探索的解析として設計を先に書いてから回す。ここで関連があれば C-1 の主指標が決まり、無ければ「トーヌス側には測る手段が無い」と確定する。</w:t>
-      </w:r>
-    </w:p>
-    <w:p>
-      <w:pPr>
-        <w:spacing w:after="120" w:line="300"/>
-      </w:pPr>
-      <w:r>
-        <w:rPr>
-          <w:rFonts w:ascii="游明朝" w:cs="游明朝" w:eastAsia="游明朝" w:hAnsi="游明朝"/>
-          <w:b w:val="false"/>
-          <w:bCs w:val="false"/>
-          <w:color w:val="000000"/>
-        </w:rPr>
-        <w:t xml:space="preserve">なお現行の事前指定（SAP-1c）では、C-1 の主指標は T2−T1 と T1 であって RI でも早期振幅比でもない。この設計のままなら C-1 は「血管トーヌスの検証」ではなく「PWTT の成分の検証」になる。</w:t>
-      </w:r>
-      <w:r>
-        <w:rPr>
-          <w:rFonts w:ascii="游明朝" w:cs="游明朝" w:eastAsia="游明朝" w:hAnsi="游明朝"/>
-          <w:b/>
-          <w:bCs/>
-          <w:color w:val="000000"/>
-        </w:rPr>
-        <w:t xml:space="preserve">目的と主指標が食い違っているので、凍結の前に整理が要る。</w:t>
-      </w:r>
-    </w:p>
-    <w:p>
-      <w:pPr>
-        <w:pStyle w:val="Heading2"/>
-        <w:spacing w:after="100" w:before="240"/>
-      </w:pPr>
-      <w:r>
-        <w:rPr>
-          <w:rFonts w:ascii="游明朝" w:cs="游明朝" w:eastAsia="游明朝" w:hAnsi="游明朝"/>
-          <w:b/>
-          <w:bCs/>
-          <w:color w:val="000000"/>
-          <w:sz w:val="22"/>
-          <w:szCs w:val="22"/>
-        </w:rPr>
-        <w:t xml:space="preserve">6.3　研究2 は何を確かめられるか</w:t>
-      </w:r>
-    </w:p>
-    <w:p>
-      <w:pPr>
-        <w:spacing w:after="120" w:line="300"/>
-      </w:pPr>
-      <w:r>
-        <w:rPr>
-          <w:rFonts w:ascii="游明朝" w:cs="游明朝" w:eastAsia="游明朝" w:hAnsi="游明朝"/>
-          <w:b w:val="false"/>
-          <w:bCs w:val="false"/>
-          <w:color w:val="000000"/>
-        </w:rPr>
-        <w:t xml:space="preserve">「真値との関連が無い指標を測っても意味がない」という点は、</w:t>
-      </w:r>
-      <w:r>
-        <w:rPr>
-          <w:rFonts w:ascii="游明朝" w:cs="游明朝" w:eastAsia="游明朝" w:hAnsi="游明朝"/>
-          <w:b/>
-          <w:bCs/>
-          <w:color w:val="000000"/>
-        </w:rPr>
-        <w:t xml:space="preserve">脈波分解由来の指標については正しい。</w:t>
-      </w:r>
-      <w:r>
-        <w:rPr>
-          <w:rFonts w:ascii="游明朝" w:cs="游明朝" w:eastAsia="游明朝" w:hAnsi="游明朝"/>
-          <w:b w:val="false"/>
-          <w:bCs w:val="false"/>
-          <w:color w:val="000000"/>
-        </w:rPr>
-        <w:t xml:space="preserve">ただし研究2 の対象は分解ではない。早期振幅比は模型の真値と 0.836、特徴点法の ΔT は 0.710 で関連しているので、この指摘は当たらない。</w:t>
-      </w:r>
-    </w:p>
-    <w:p>
-      <w:pPr>
-        <w:spacing w:after="120" w:line="300"/>
-      </w:pPr>
-      <w:r>
-        <w:rPr>
-          <w:rFonts w:ascii="游明朝" w:cs="游明朝" w:eastAsia="游明朝" w:hAnsi="游明朝"/>
-          <w:b w:val="false"/>
-          <w:bCs w:val="false"/>
-          <w:color w:val="000000"/>
-        </w:rPr>
-        <w:t xml:space="preserve">しかし研究2 が答えられることは、実は狭い。</w:t>
-      </w:r>
-      <w:r>
-        <w:rPr>
-          <w:rFonts w:ascii="游明朝" w:cs="游明朝" w:eastAsia="游明朝" w:hAnsi="游明朝"/>
-          <w:b/>
-          <w:bCs/>
-          <w:color w:val="000000"/>
-        </w:rPr>
-        <w:t xml:space="preserve">(a) 平均拍の34%で拡張期ピークが失われるのは信号処理によるのか麻酔下の血管拡張によるのか、(b) 早期振幅比のウィンドウ間の再現性（0.36）が上がるか、</w:t>
-      </w:r>
-      <w:r>
-        <w:rPr>
-          <w:rFonts w:ascii="游明朝" w:cs="游明朝" w:eastAsia="游明朝" w:hAnsi="游明朝"/>
-          <w:b w:val="false"/>
-          <w:bCs w:val="false"/>
-          <w:color w:val="000000"/>
-        </w:rPr>
-        <w:t xml:space="preserve">の二点だけである。</w:t>
-      </w:r>
-    </w:p>
-    <w:p>
-      <w:pPr>
-        <w:spacing w:after="120" w:line="300"/>
-      </w:pPr>
-      <w:r>
-        <w:rPr>
-          <w:rFonts w:ascii="游明朝" w:cs="游明朝" w:eastAsia="游明朝" w:hAnsi="游明朝"/>
-          <w:b/>
-          <w:bCs/>
-          <w:color w:val="000000"/>
-        </w:rPr>
-        <w:t xml:space="preserve">そして (a)(b) が両方うまくいっても、esCCO の改善にはつながらない。</w:t>
-      </w:r>
-      <w:r>
-        <w:rPr>
-          <w:rFonts w:ascii="游明朝" w:cs="游明朝" w:eastAsia="游明朝" w:hAnsi="游明朝"/>
-          <w:b w:val="false"/>
-          <w:bCs w:val="false"/>
-          <w:color w:val="000000"/>
-        </w:rPr>
-        <w:t xml:space="preserve">6.1 のとおり、ΔPWTT の変動の主成分が検出のばらつきである可能性が高いからである。</w:t>
-      </w:r>
-    </w:p>
-    <w:p>
-      <w:pPr>
-        <w:spacing w:after="120" w:line="300"/>
-      </w:pPr>
-      <w:r>
-        <w:rPr>
-          <w:rFonts w:ascii="游明朝" w:cs="游明朝" w:eastAsia="游明朝" w:hAnsi="游明朝"/>
-          <w:b/>
-          <w:bCs/>
-          <w:color w:val="000000"/>
-        </w:rPr>
-        <w:t xml:space="preserve">研究2 が意味を持つのは、「PPG の形態指標を非侵襲の血管モニタとして使う」という別の目的に対してだけである。</w:t>
-      </w:r>
-      <w:r>
-        <w:rPr>
-          <w:rFonts w:ascii="游明朝" w:cs="游明朝" w:eastAsia="游明朝" w:hAnsi="游明朝"/>
-          <w:b w:val="false"/>
-          <w:bCs w:val="false"/>
-          <w:color w:val="000000"/>
-        </w:rPr>
-        <w:t xml:space="preserve">この目的の切り替えを明示しない限り、研究2 を行う理由は立たない。</w:t>
-      </w:r>
-    </w:p>
-    <w:p>
-      <w:pPr>
-        <w:pStyle w:val="Heading2"/>
-        <w:spacing w:after="100" w:before="240"/>
-      </w:pPr>
-      <w:r>
-        <w:rPr>
-          <w:rFonts w:ascii="游明朝" w:cs="游明朝" w:eastAsia="游明朝" w:hAnsi="游明朝"/>
-          <w:b/>
-          <w:bCs/>
-          <w:color w:val="000000"/>
-          <w:sz w:val="22"/>
-          <w:szCs w:val="22"/>
-        </w:rPr>
-        <w:t xml:space="preserve">6.4　このプログラムはどこで終わるか</w:t>
-      </w:r>
-    </w:p>
-    <w:p>
-      <w:pPr>
-        <w:spacing w:after="120" w:line="300"/>
-      </w:pPr>
-      <w:r>
-        <w:rPr>
-          <w:rFonts w:ascii="游明朝" w:cs="游明朝" w:eastAsia="游明朝" w:hAnsi="游明朝"/>
-          <w:b/>
-          <w:bCs/>
-          <w:color w:val="000000"/>
-        </w:rPr>
-        <w:t xml:space="preserve">当初の目的（esCCO の改善）については、終了している。</w:t>
-      </w:r>
-      <w:r>
-        <w:rPr>
-          <w:rFonts w:ascii="游明朝" w:cs="游明朝" w:eastAsia="游明朝" w:hAnsi="游明朝"/>
-          <w:b w:val="false"/>
-          <w:bCs w:val="false"/>
-          <w:color w:val="000000"/>
-        </w:rPr>
-        <w:t xml:space="preserve">三段階すべてで否定された。第一に、指標は血管の量を測れていなかった（研究0）。第二に、測れる指標に替えても、説明すべき分散が血管側にない（研究1・1b）。第三に、精度は改善せず、9通りの再解析すべてで悪化した（研究1）。これは事前に決めてあった中止基準にそのまま該当する。</w:t>
-      </w:r>
-    </w:p>
-    <w:p>
-      <w:pPr>
-        <w:spacing w:after="120" w:line="300"/>
-      </w:pPr>
-      <w:r>
-        <w:rPr>
-          <w:rFonts w:ascii="游明朝" w:cs="游明朝" w:eastAsia="游明朝" w:hAnsi="游明朝"/>
-          <w:b w:val="false"/>
-          <w:bCs w:val="false"/>
-          <w:color w:val="000000"/>
-        </w:rPr>
-        <w:t xml:space="preserve">残っている問いは一つだけである。</w:t>
-      </w:r>
-      <w:r>
-        <w:rPr>
-          <w:rFonts w:ascii="游明朝" w:cs="游明朝" w:eastAsia="游明朝" w:hAnsi="游明朝"/>
-          <w:b/>
-          <w:bCs/>
-          <w:color w:val="000000"/>
-        </w:rPr>
-        <w:t xml:space="preserve">「PPG の形態指標そのものが、術中の血管状態のモニタとして使えるか」</w:t>
-      </w:r>
-      <w:r>
-        <w:rPr>
-          <w:rFonts w:ascii="游明朝" w:cs="游明朝" w:eastAsia="游明朝" w:hAnsi="游明朝"/>
-          <w:b w:val="false"/>
-          <w:bCs w:val="false"/>
-          <w:color w:val="000000"/>
-        </w:rPr>
-        <w:t xml:space="preserve">― これは esCCO とは別の問いであり、まだ答えが出ていない。硬さ側（早期振幅比）は真値と 0.836、実機で同定率 0.95 だが、</w:t>
-      </w:r>
-      <w:r>
-        <w:rPr>
-          <w:rFonts w:ascii="游明朝" w:cs="游明朝" w:eastAsia="游明朝" w:hAnsi="游明朝"/>
-          <w:b/>
-          <w:bCs/>
-          <w:color w:val="000000"/>
-        </w:rPr>
-        <w:t xml:space="preserve">術中の変化を追えるかは未検証</w:t>
-      </w:r>
-      <w:r>
-        <w:rPr>
-          <w:rFonts w:ascii="游明朝" w:cs="游明朝" w:eastAsia="游明朝" w:hAnsi="游明朝"/>
-          <w:b w:val="false"/>
-          <w:bCs w:val="false"/>
-          <w:color w:val="000000"/>
-        </w:rPr>
-        <w:t xml:space="preserve">である（ウィンドウ間の再現性 0.36、症例内の時間変動が症例間の差と同程度）。トーヌス側（RI）は概念は合うが実機で測れない。</w:t>
-      </w:r>
-    </w:p>
-    <w:p>
-      <w:pPr>
-        <w:spacing w:after="120" w:line="300"/>
-      </w:pPr>
-      <w:r>
-        <w:rPr>
-          <w:rFonts w:ascii="游明朝" w:cs="游明朝" w:eastAsia="游明朝" w:hAnsi="游明朝"/>
-          <w:b w:val="false"/>
-          <w:bCs w:val="false"/>
-          <w:color w:val="000000"/>
-        </w:rPr>
-        <w:t xml:space="preserve">二つの選択肢がある。</w:t>
-      </w:r>
-    </w:p>
-    <w:p>
-      <w:pPr>
         <w:spacing w:after="70" w:before="170"/>
       </w:pPr>
       <w:r>
@@ -5679,7 +5370,7 @@
           <w:sz w:val="19"/>
           <w:szCs w:val="19"/>
         </w:rPr>
-        <w:t xml:space="preserve">表8　今後の選択肢</w:t>
+        <w:t xml:space="preserve">表8　トーヌスを測る指標の候補</w:t>
       </w:r>
     </w:p>
     <w:tbl>
@@ -5695,9 +5386,9 @@
         </w:tblBorders>
       </w:tblPr>
       <w:tblGrid>
-        <w:gridCol w:w="1100"/>
-        <w:gridCol w:w="4200"/>
-        <w:gridCol w:w="4338"/>
+        <w:gridCol w:w="2600"/>
+        <w:gridCol w:w="3800"/>
+        <w:gridCol w:w="3238"/>
       </w:tblGrid>
       <w:tr>
         <w:trPr>
@@ -5705,7 +5396,7 @@
         </w:trPr>
         <w:tc>
           <w:tcPr>
-            <w:tcW w:type="dxa" w:w="1100"/>
+            <w:tcW w:type="dxa" w:w="2600"/>
             <w:tcBorders>
               <w:bottom w:val="single" w:color="000000" w:sz="4"/>
             </w:tcBorders>
@@ -5725,7 +5416,7 @@
         </w:tc>
         <w:tc>
           <w:tcPr>
-            <w:tcW w:type="dxa" w:w="4200"/>
+            <w:tcW w:type="dxa" w:w="3800"/>
             <w:tcBorders>
               <w:bottom w:val="single" w:color="000000" w:sz="4"/>
             </w:tcBorders>
@@ -5750,13 +5441,13 @@
                 <w:sz w:val="19"/>
                 <w:szCs w:val="19"/>
               </w:rPr>
-              <w:t xml:space="preserve">内容</w:t>
-            </w:r>
-          </w:p>
-        </w:tc>
-        <w:tc>
-          <w:tcPr>
-            <w:tcW w:type="dxa" w:w="4338"/>
+              <w:t xml:space="preserve">概念妥当性（研究0）</w:t>
+            </w:r>
+          </w:p>
+        </w:tc>
+        <w:tc>
+          <w:tcPr>
+            <w:tcW w:type="dxa" w:w="3238"/>
             <w:tcBorders>
               <w:bottom w:val="single" w:color="000000" w:sz="4"/>
             </w:tcBorders>
@@ -5781,7 +5472,7 @@
                 <w:sz w:val="19"/>
                 <w:szCs w:val="19"/>
               </w:rPr>
-              <w:t xml:space="preserve">要ること</w:t>
+              <w:t xml:space="preserve">実機での同定性</w:t>
             </w:r>
           </w:p>
         </w:tc>
@@ -5792,97 +5483,88 @@
         </w:trPr>
         <w:tc>
           <w:tcPr>
-            <w:tcW w:type="dxa" w:w="1100"/>
-            <w:tcMar>
-              <w:top w:type="dxa" w:w="55"/>
-              <w:left w:type="dxa" w:w="95"/>
-              <w:bottom w:type="dxa" w:w="55"/>
-              <w:right w:type="dxa" w:w="95"/>
-            </w:tcMar>
-            <w:vAlign w:val="top"/>
-          </w:tcPr>
-          <w:p>
-            <w:pPr>
-              <w:spacing w:after="0" w:line="255"/>
-            </w:pPr>
-            <w:r>
-              <w:rPr>
-                <w:rFonts w:ascii="游明朝" w:cs="游明朝" w:eastAsia="游明朝" w:hAnsi="游明朝"/>
-                <w:color w:val="000000"/>
-                <w:sz w:val="19"/>
-                <w:szCs w:val="19"/>
-              </w:rPr>
-              <w:t xml:space="preserve">案A</w:t>
-            </w:r>
-            <w:r>
-              <w:rPr>
-                <w:rFonts w:ascii="游明朝" w:cs="游明朝" w:eastAsia="游明朝" w:hAnsi="游明朝"/>
-                <w:color w:val="000000"/>
-                <w:sz w:val="19"/>
-                <w:szCs w:val="19"/>
-              </w:rPr>
-              <w:t xml:space="preserve">（推奨）</w:t>
-            </w:r>
-          </w:p>
-        </w:tc>
-        <w:tc>
-          <w:tcPr>
-            <w:tcW w:type="dxa" w:w="4200"/>
-            <w:tcMar>
-              <w:top w:type="dxa" w:w="55"/>
-              <w:left w:type="dxa" w:w="95"/>
-              <w:bottom w:type="dxa" w:w="55"/>
-              <w:right w:type="dxa" w:w="95"/>
-            </w:tcMar>
-            <w:vAlign w:val="top"/>
-          </w:tcPr>
-          <w:p>
-            <w:pPr>
-              <w:spacing w:after="0" w:line="255"/>
-            </w:pPr>
-            <w:r>
-              <w:rPr>
-                <w:rFonts w:ascii="游明朝" w:cs="游明朝" w:eastAsia="游明朝" w:hAnsi="游明朝"/>
-                <w:color w:val="000000"/>
-                <w:sz w:val="19"/>
-                <w:szCs w:val="19"/>
-              </w:rPr>
-              <w:t xml:space="preserve">論文1・論文2（＋論文3）で完結させ、esCCO の改善を目的とする方針は取りやめる。</w:t>
-            </w:r>
-            <w:r>
-              <w:rPr>
-                <w:rFonts w:ascii="游明朝" w:cs="游明朝" w:eastAsia="游明朝" w:hAnsi="游明朝"/>
-                <w:color w:val="000000"/>
-                <w:sz w:val="19"/>
-                <w:szCs w:val="19"/>
-              </w:rPr>
-              <w:t xml:space="preserve">事前に決めた中止基準に従う形になる。陰性研究として、事前登録・感度解析・真値検証・実機検証がそろっているので報告としては強い。C-1・研究2・研究3 は行わない</w:t>
-            </w:r>
-          </w:p>
-        </w:tc>
-        <w:tc>
-          <w:tcPr>
-            <w:tcW w:type="dxa" w:w="4338"/>
-            <w:tcMar>
-              <w:top w:type="dxa" w:w="55"/>
-              <w:left w:type="dxa" w:w="95"/>
-              <w:bottom w:type="dxa" w:w="55"/>
-              <w:right w:type="dxa" w:w="95"/>
-            </w:tcMar>
-            <w:vAlign w:val="top"/>
-          </w:tcPr>
-          <w:p>
-            <w:pPr>
-              <w:spacing w:after="0" w:line="255"/>
-            </w:pPr>
-            <w:r>
-              <w:rPr>
-                <w:rFonts w:ascii="游明朝" w:cs="游明朝" w:eastAsia="游明朝" w:hAnsi="游明朝"/>
-                <w:color w:val="000000"/>
-                <w:sz w:val="19"/>
-                <w:szCs w:val="19"/>
-              </w:rPr>
-              <w:t xml:space="preserve">原稿の仕上げのみ</w:t>
+            <w:tcW w:type="dxa" w:w="2600"/>
+            <w:tcMar>
+              <w:top w:type="dxa" w:w="55"/>
+              <w:left w:type="dxa" w:w="95"/>
+              <w:bottom w:type="dxa" w:w="55"/>
+              <w:right w:type="dxa" w:w="95"/>
+            </w:tcMar>
+            <w:vAlign w:val="top"/>
+          </w:tcPr>
+          <w:p>
+            <w:pPr>
+              <w:spacing w:after="0" w:line="255"/>
+            </w:pPr>
+            <w:r>
+              <w:rPr>
+                <w:rFonts w:ascii="游明朝" w:cs="游明朝" w:eastAsia="游明朝" w:hAnsi="游明朝"/>
+                <w:color w:val="000000"/>
+                <w:sz w:val="19"/>
+                <w:szCs w:val="19"/>
+              </w:rPr>
+              <w:t xml:space="preserve">RI（特徴点由来）</w:t>
+            </w:r>
+          </w:p>
+        </w:tc>
+        <w:tc>
+          <w:tcPr>
+            <w:tcW w:type="dxa" w:w="3800"/>
+            <w:tcMar>
+              <w:top w:type="dxa" w:w="55"/>
+              <w:left w:type="dxa" w:w="95"/>
+              <w:bottom w:type="dxa" w:w="55"/>
+              <w:right w:type="dxa" w:w="95"/>
+            </w:tcMar>
+            <w:vAlign w:val="top"/>
+          </w:tcPr>
+          <w:p>
+            <w:pPr>
+              <w:spacing w:after="0" w:line="255"/>
+            </w:pPr>
+            <w:r>
+              <w:rPr>
+                <w:rFonts w:ascii="游明朝" w:cs="游明朝" w:eastAsia="游明朝" w:hAnsi="游明朝"/>
+                <w:color w:val="000000"/>
+                <w:sz w:val="19"/>
+                <w:szCs w:val="19"/>
+              </w:rPr>
+              <w:t xml:space="preserve">末梢血管抵抗と 0.504（6層すべて予測の向き）で成立</w:t>
+            </w:r>
+          </w:p>
+        </w:tc>
+        <w:tc>
+          <w:tcPr>
+            <w:tcW w:type="dxa" w:w="3238"/>
+            <w:tcMar>
+              <w:top w:type="dxa" w:w="55"/>
+              <w:left w:type="dxa" w:w="95"/>
+              <w:bottom w:type="dxa" w:w="55"/>
+              <w:right w:type="dxa" w:w="95"/>
+            </w:tcMar>
+            <w:vAlign w:val="top"/>
+          </w:tcPr>
+          <w:p>
+            <w:pPr>
+              <w:spacing w:after="0" w:line="255"/>
+            </w:pPr>
+            <w:r>
+              <w:rPr>
+                <w:rFonts w:ascii="游明朝" w:cs="游明朝" w:eastAsia="游明朝" w:hAnsi="游明朝"/>
+                <w:color w:val="000000"/>
+                <w:sz w:val="19"/>
+                <w:szCs w:val="19"/>
+              </w:rPr>
+              <w:t xml:space="preserve">拡張期ピークが要る。平均拍の34%が該当せず、</w:t>
+            </w:r>
+            <w:r>
+              <w:rPr>
+                <w:rFonts w:ascii="游明朝" w:cs="游明朝" w:eastAsia="游明朝" w:hAnsi="游明朝"/>
+                <w:color w:val="000000"/>
+                <w:sz w:val="19"/>
+                <w:szCs w:val="19"/>
+              </w:rPr>
+              <w:t xml:space="preserve">測れない</w:t>
             </w:r>
           </w:p>
         </w:tc>
@@ -5893,88 +5575,97 @@
         </w:trPr>
         <w:tc>
           <w:tcPr>
-            <w:tcW w:type="dxa" w:w="1100"/>
-            <w:tcMar>
-              <w:top w:type="dxa" w:w="55"/>
-              <w:left w:type="dxa" w:w="95"/>
-              <w:bottom w:type="dxa" w:w="55"/>
-              <w:right w:type="dxa" w:w="95"/>
-            </w:tcMar>
-            <w:vAlign w:val="top"/>
-          </w:tcPr>
-          <w:p>
-            <w:pPr>
-              <w:spacing w:after="0" w:line="255"/>
-            </w:pPr>
-            <w:r>
-              <w:rPr>
-                <w:rFonts w:ascii="游明朝" w:cs="游明朝" w:eastAsia="游明朝" w:hAnsi="游明朝"/>
-                <w:color w:val="000000"/>
-                <w:sz w:val="19"/>
-                <w:szCs w:val="19"/>
-              </w:rPr>
-              <w:t xml:space="preserve">案B</w:t>
-            </w:r>
-          </w:p>
-        </w:tc>
-        <w:tc>
-          <w:tcPr>
-            <w:tcW w:type="dxa" w:w="4200"/>
-            <w:tcMar>
-              <w:top w:type="dxa" w:w="55"/>
-              <w:left w:type="dxa" w:w="95"/>
-              <w:bottom w:type="dxa" w:w="55"/>
-              <w:right w:type="dxa" w:w="95"/>
-            </w:tcMar>
-            <w:vAlign w:val="top"/>
-          </w:tcPr>
-          <w:p>
-            <w:pPr>
-              <w:spacing w:after="0" w:line="255"/>
-            </w:pPr>
-            <w:r>
-              <w:rPr>
-                <w:rFonts w:ascii="游明朝" w:cs="游明朝" w:eastAsia="游明朝" w:hAnsi="游明朝"/>
-                <w:color w:val="000000"/>
-                <w:sz w:val="19"/>
-                <w:szCs w:val="19"/>
-              </w:rPr>
-              <w:t xml:space="preserve">目的を「非侵襲の血管モニタ」に切り替え、新しい研究として立て直す。</w:t>
-            </w:r>
-            <w:r>
-              <w:rPr>
-                <w:rFonts w:ascii="游明朝" w:cs="游明朝" w:eastAsia="游明朝" w:hAnsi="游明朝"/>
-                <w:color w:val="000000"/>
-                <w:sz w:val="19"/>
-                <w:szCs w:val="19"/>
-              </w:rPr>
-              <w:t xml:space="preserve">一次仮説を「早期振幅比は術中の血管状態の変化を追えるか」に置き換える。これは esCCO の研究ではないので、新しい計画書と事前登録が要る</w:t>
-            </w:r>
-          </w:p>
-        </w:tc>
-        <w:tc>
-          <w:tcPr>
-            <w:tcW w:type="dxa" w:w="4338"/>
-            <w:tcMar>
-              <w:top w:type="dxa" w:w="55"/>
-              <w:left w:type="dxa" w:w="95"/>
-              <w:bottom w:type="dxa" w:w="55"/>
-              <w:right w:type="dxa" w:w="95"/>
-            </w:tcMar>
-            <w:vAlign w:val="top"/>
-          </w:tcPr>
-          <w:p>
-            <w:pPr>
-              <w:spacing w:after="0" w:line="255"/>
-            </w:pPr>
-            <w:r>
-              <w:rPr>
-                <w:rFonts w:ascii="游明朝" w:cs="游明朝" w:eastAsia="游明朝" w:hAnsi="游明朝"/>
-                <w:color w:val="000000"/>
-                <w:sz w:val="19"/>
-                <w:szCs w:val="19"/>
-              </w:rPr>
-              <w:t xml:space="preserve">下記の小さな検討 2 件と、新しい計画書・倫理申請</w:t>
+            <w:tcW w:type="dxa" w:w="2600"/>
+            <w:tcMar>
+              <w:top w:type="dxa" w:w="55"/>
+              <w:left w:type="dxa" w:w="95"/>
+              <w:bottom w:type="dxa" w:w="55"/>
+              <w:right w:type="dxa" w:w="95"/>
+            </w:tcMar>
+            <w:vAlign w:val="top"/>
+          </w:tcPr>
+          <w:p>
+            <w:pPr>
+              <w:spacing w:after="0" w:line="255"/>
+            </w:pPr>
+            <w:r>
+              <w:rPr>
+                <w:rFonts w:ascii="游明朝" w:cs="游明朝" w:eastAsia="游明朝" w:hAnsi="游明朝"/>
+                <w:color w:val="000000"/>
+                <w:sz w:val="19"/>
+                <w:szCs w:val="19"/>
+              </w:rPr>
+              <w:t xml:space="preserve">早期振幅比 Am_b/Am_p1</w:t>
+            </w:r>
+          </w:p>
+        </w:tc>
+        <w:tc>
+          <w:tcPr>
+            <w:tcW w:type="dxa" w:w="3800"/>
+            <w:tcMar>
+              <w:top w:type="dxa" w:w="55"/>
+              <w:left w:type="dxa" w:w="95"/>
+              <w:bottom w:type="dxa" w:w="55"/>
+              <w:right w:type="dxa" w:w="95"/>
+            </w:tcMar>
+            <w:vAlign w:val="top"/>
+          </w:tcPr>
+          <w:p>
+            <w:pPr>
+              <w:spacing w:after="0" w:line="255"/>
+            </w:pPr>
+            <w:r>
+              <w:rPr>
+                <w:rFonts w:ascii="游明朝" w:cs="游明朝" w:eastAsia="游明朝" w:hAnsi="游明朝"/>
+                <w:color w:val="000000"/>
+                <w:sz w:val="19"/>
+                <w:szCs w:val="19"/>
+              </w:rPr>
+              <w:t xml:space="preserve">大動脈脈波伝播速度と 0.836。</w:t>
+            </w:r>
+            <w:r>
+              <w:rPr>
+                <w:rFonts w:ascii="游明朝" w:cs="游明朝" w:eastAsia="游明朝" w:hAnsi="游明朝"/>
+                <w:color w:val="000000"/>
+                <w:sz w:val="19"/>
+                <w:szCs w:val="19"/>
+              </w:rPr>
+              <w:t xml:space="preserve">末梢血管抵抗との関連は未検証</w:t>
+            </w:r>
+          </w:p>
+        </w:tc>
+        <w:tc>
+          <w:tcPr>
+            <w:tcW w:type="dxa" w:w="3238"/>
+            <w:tcMar>
+              <w:top w:type="dxa" w:w="55"/>
+              <w:left w:type="dxa" w:w="95"/>
+              <w:bottom w:type="dxa" w:w="55"/>
+              <w:right w:type="dxa" w:w="95"/>
+            </w:tcMar>
+            <w:vAlign w:val="top"/>
+          </w:tcPr>
+          <w:p>
+            <w:pPr>
+              <w:spacing w:after="0" w:line="255"/>
+            </w:pPr>
+            <w:r>
+              <w:rPr>
+                <w:rFonts w:ascii="游明朝" w:cs="游明朝" w:eastAsia="游明朝" w:hAnsi="游明朝"/>
+                <w:color w:val="000000"/>
+                <w:sz w:val="19"/>
+                <w:szCs w:val="19"/>
+              </w:rPr>
+              <w:t xml:space="preserve">同定率 0.95 で</w:t>
+            </w:r>
+            <w:r>
+              <w:rPr>
+                <w:rFonts w:ascii="游明朝" w:cs="游明朝" w:eastAsia="游明朝" w:hAnsi="游明朝"/>
+                <w:color w:val="000000"/>
+                <w:sz w:val="19"/>
+                <w:szCs w:val="19"/>
+              </w:rPr>
+              <w:t xml:space="preserve">測れる</w:t>
             </w:r>
           </w:p>
         </w:tc>
@@ -5996,16 +5687,1613 @@
           <w:bCs/>
           <w:color w:val="000000"/>
         </w:rPr>
-        <w:t xml:space="preserve">案B に進む場合、先に決めるべきことが二つある。</w:t>
-      </w:r>
-      <w:r>
-        <w:rPr>
-          <w:rFonts w:ascii="游明朝" w:cs="游明朝" w:eastAsia="游明朝" w:hAnsi="游明朝"/>
-          <w:b w:val="false"/>
-          <w:bCs w:val="false"/>
-          <w:color w:val="000000"/>
-        </w:rPr>
-        <w:t xml:space="preserve">どちらも手元のデータで完結し、追加の取得も倫理手続きも要らない。</w:t>
+        <w:t xml:space="preserve">つまり、概念が合う指標は実機で測れず、実機で測れる指標は概念が合わない。</w:t>
+      </w:r>
+      <w:r>
+        <w:rPr>
+          <w:rFonts w:ascii="游明朝" w:cs="游明朝" w:eastAsia="游明朝" w:hAnsi="游明朝"/>
+          <w:b w:val="false"/>
+          <w:bCs w:val="false"/>
+          <w:color w:val="000000"/>
+        </w:rPr>
+        <w:t xml:space="preserve">現時点で C-1 の主指標に据えられる血管トーヌス指標は無い。</w:t>
+      </w:r>
+    </w:p>
+    <w:p>
+      <w:pPr>
+        <w:spacing w:after="120" w:line="300"/>
+      </w:pPr>
+      <w:r>
+        <w:rPr>
+          <w:rFonts w:ascii="游明朝" w:cs="游明朝" w:eastAsia="游明朝" w:hAnsi="游明朝"/>
+          <w:b w:val="false"/>
+          <w:bCs w:val="false"/>
+          <w:color w:val="000000"/>
+        </w:rPr>
+        <w:t xml:space="preserve">これを安価に決着させる方法が一つある。</w:t>
+      </w:r>
+      <w:r>
+        <w:rPr>
+          <w:rFonts w:ascii="游明朝" w:cs="游明朝" w:eastAsia="游明朝" w:hAnsi="游明朝"/>
+          <w:b/>
+          <w:bCs/>
+          <w:color w:val="000000"/>
+        </w:rPr>
+        <w:t xml:space="preserve">PWDB で早期振幅比と末梢血管抵抗の関連を測ることである。</w:t>
+      </w:r>
+      <w:r>
+        <w:rPr>
+          <w:rFonts w:ascii="游明朝" w:cs="游明朝" w:eastAsia="游明朝" w:hAnsi="游明朝"/>
+          <w:b w:val="false"/>
+          <w:bCs w:val="false"/>
+          <w:color w:val="000000"/>
+        </w:rPr>
+        <w:t xml:space="preserve">データは手元にあり、追加の取得も倫理手続きも要らない。探索的解析として設計を先に書いてから回す。ここで関連があれば C-1 の主指標が決まり、無ければ「トーヌス側には測る手段が無い」と確定する。</w:t>
+      </w:r>
+    </w:p>
+    <w:p>
+      <w:pPr>
+        <w:spacing w:after="120" w:line="300"/>
+      </w:pPr>
+      <w:r>
+        <w:rPr>
+          <w:rFonts w:ascii="游明朝" w:cs="游明朝" w:eastAsia="游明朝" w:hAnsi="游明朝"/>
+          <w:b w:val="false"/>
+          <w:bCs w:val="false"/>
+          <w:color w:val="000000"/>
+        </w:rPr>
+        <w:t xml:space="preserve">なお現行の事前指定（SAP-1c）では、C-1 の主指標は T2−T1 と T1 であって RI でも早期振幅比でもない。この設計のままなら C-1 は「血管トーヌスの検証」ではなく「PWTT の成分の検証」になる。</w:t>
+      </w:r>
+      <w:r>
+        <w:rPr>
+          <w:rFonts w:ascii="游明朝" w:cs="游明朝" w:eastAsia="游明朝" w:hAnsi="游明朝"/>
+          <w:b/>
+          <w:bCs/>
+          <w:color w:val="000000"/>
+        </w:rPr>
+        <w:t xml:space="preserve">目的と主指標が食い違っているので、凍結の前に整理が要る。</w:t>
+      </w:r>
+    </w:p>
+    <w:p>
+      <w:pPr>
+        <w:pStyle w:val="Heading2"/>
+        <w:spacing w:after="100" w:before="240"/>
+      </w:pPr>
+      <w:r>
+        <w:rPr>
+          <w:rFonts w:ascii="游明朝" w:cs="游明朝" w:eastAsia="游明朝" w:hAnsi="游明朝"/>
+          <w:b/>
+          <w:bCs/>
+          <w:color w:val="000000"/>
+          <w:sz w:val="22"/>
+          <w:szCs w:val="22"/>
+        </w:rPr>
+        <w:t xml:space="preserve">6.3　研究2 は何を確かめられるか</w:t>
+      </w:r>
+    </w:p>
+    <w:p>
+      <w:pPr>
+        <w:spacing w:after="120" w:line="300"/>
+      </w:pPr>
+      <w:r>
+        <w:rPr>
+          <w:rFonts w:ascii="游明朝" w:cs="游明朝" w:eastAsia="游明朝" w:hAnsi="游明朝"/>
+          <w:b w:val="false"/>
+          <w:bCs w:val="false"/>
+          <w:color w:val="000000"/>
+        </w:rPr>
+        <w:t xml:space="preserve">「真値との関連が無い指標を測っても意味がない」という点は、</w:t>
+      </w:r>
+      <w:r>
+        <w:rPr>
+          <w:rFonts w:ascii="游明朝" w:cs="游明朝" w:eastAsia="游明朝" w:hAnsi="游明朝"/>
+          <w:b/>
+          <w:bCs/>
+          <w:color w:val="000000"/>
+        </w:rPr>
+        <w:t xml:space="preserve">脈波分解由来の指標については正しい。</w:t>
+      </w:r>
+      <w:r>
+        <w:rPr>
+          <w:rFonts w:ascii="游明朝" w:cs="游明朝" w:eastAsia="游明朝" w:hAnsi="游明朝"/>
+          <w:b w:val="false"/>
+          <w:bCs w:val="false"/>
+          <w:color w:val="000000"/>
+        </w:rPr>
+        <w:t xml:space="preserve">ただし研究2 の対象は分解ではない。早期振幅比は模型の真値と 0.836、特徴点法の ΔT は 0.710 で関連しているので、この指摘は当たらない。</w:t>
+      </w:r>
+    </w:p>
+    <w:p>
+      <w:pPr>
+        <w:spacing w:after="120" w:line="300"/>
+      </w:pPr>
+      <w:r>
+        <w:rPr>
+          <w:rFonts w:ascii="游明朝" w:cs="游明朝" w:eastAsia="游明朝" w:hAnsi="游明朝"/>
+          <w:b w:val="false"/>
+          <w:bCs w:val="false"/>
+          <w:color w:val="000000"/>
+        </w:rPr>
+        <w:t xml:space="preserve">しかし研究2 が答えられることは、実は狭い。</w:t>
+      </w:r>
+      <w:r>
+        <w:rPr>
+          <w:rFonts w:ascii="游明朝" w:cs="游明朝" w:eastAsia="游明朝" w:hAnsi="游明朝"/>
+          <w:b/>
+          <w:bCs/>
+          <w:color w:val="000000"/>
+        </w:rPr>
+        <w:t xml:space="preserve">(a) 平均拍の34%で拡張期ピークが失われるのは信号処理によるのか麻酔下の血管拡張によるのか、(b) 早期振幅比のウィンドウ間の再現性（0.36）が上がるか、</w:t>
+      </w:r>
+      <w:r>
+        <w:rPr>
+          <w:rFonts w:ascii="游明朝" w:cs="游明朝" w:eastAsia="游明朝" w:hAnsi="游明朝"/>
+          <w:b w:val="false"/>
+          <w:bCs w:val="false"/>
+          <w:color w:val="000000"/>
+        </w:rPr>
+        <w:t xml:space="preserve">の二点だけである。</w:t>
+      </w:r>
+    </w:p>
+    <w:p>
+      <w:pPr>
+        <w:spacing w:after="120" w:line="300"/>
+      </w:pPr>
+      <w:r>
+        <w:rPr>
+          <w:rFonts w:ascii="游明朝" w:cs="游明朝" w:eastAsia="游明朝" w:hAnsi="游明朝"/>
+          <w:b/>
+          <w:bCs/>
+          <w:color w:val="000000"/>
+        </w:rPr>
+        <w:t xml:space="preserve">そして (a)(b) が両方うまくいっても、esCCO の改善にはつながらない。</w:t>
+      </w:r>
+      <w:r>
+        <w:rPr>
+          <w:rFonts w:ascii="游明朝" w:cs="游明朝" w:eastAsia="游明朝" w:hAnsi="游明朝"/>
+          <w:b w:val="false"/>
+          <w:bCs w:val="false"/>
+          <w:color w:val="000000"/>
+        </w:rPr>
+        <w:t xml:space="preserve">6.1 のとおり、ΔPWTT の変動の主成分が検出のばらつきである可能性が高いからである。</w:t>
+      </w:r>
+    </w:p>
+    <w:p>
+      <w:pPr>
+        <w:spacing w:after="120" w:line="300"/>
+      </w:pPr>
+      <w:r>
+        <w:rPr>
+          <w:rFonts w:ascii="游明朝" w:cs="游明朝" w:eastAsia="游明朝" w:hAnsi="游明朝"/>
+          <w:b/>
+          <w:bCs/>
+          <w:color w:val="000000"/>
+        </w:rPr>
+        <w:t xml:space="preserve">研究2 が意味を持つのは、「PPG の形態指標を非侵襲の血管モニタとして使う」という別の目的に対してだけである。</w:t>
+      </w:r>
+      <w:r>
+        <w:rPr>
+          <w:rFonts w:ascii="游明朝" w:cs="游明朝" w:eastAsia="游明朝" w:hAnsi="游明朝"/>
+          <w:b w:val="false"/>
+          <w:bCs w:val="false"/>
+          <w:color w:val="000000"/>
+        </w:rPr>
+        <w:t xml:space="preserve">この目的の切り替えを明示しない限り、研究2 を行う理由は立たない。</w:t>
+      </w:r>
+    </w:p>
+    <w:p>
+      <w:pPr>
+        <w:pStyle w:val="Heading2"/>
+        <w:spacing w:after="100" w:before="240"/>
+      </w:pPr>
+      <w:r>
+        <w:rPr>
+          <w:rFonts w:ascii="游明朝" w:cs="游明朝" w:eastAsia="游明朝" w:hAnsi="游明朝"/>
+          <w:b/>
+          <w:bCs/>
+          <w:color w:val="000000"/>
+          <w:sz w:val="22"/>
+          <w:szCs w:val="22"/>
+        </w:rPr>
+        <w:t xml:space="preserve">6.4　結論と、採る方針</w:t>
+      </w:r>
+    </w:p>
+    <w:p>
+      <w:pPr>
+        <w:spacing w:after="120" w:line="300"/>
+      </w:pPr>
+      <w:r>
+        <w:rPr>
+          <w:rFonts w:ascii="游明朝" w:cs="游明朝" w:eastAsia="游明朝" w:hAnsi="游明朝"/>
+          <w:b/>
+          <w:bCs/>
+          <w:color w:val="000000"/>
+        </w:rPr>
+        <w:t xml:space="preserve">当初の目的については、本プログラムは終了している。</w:t>
+      </w:r>
+      <w:r>
+        <w:rPr>
+          <w:rFonts w:ascii="游明朝" w:cs="游明朝" w:eastAsia="游明朝" w:hAnsi="游明朝"/>
+          <w:b w:val="false"/>
+          <w:bCs w:val="false"/>
+          <w:color w:val="000000"/>
+        </w:rPr>
+        <w:t xml:space="preserve">三段階すべてで否定された。第一に、指標は血管の量を測れていなかった（研究0）。第二に、測れる指標に替えても、説明すべき分散が血管側にない（研究1・1b）。第三に、精度は改善せず、9通りの再解析すべてで悪化した（研究1）。これは事前に決めてあった中止基準にそのまま該当する。</w:t>
+      </w:r>
+    </w:p>
+    <w:p>
+      <w:pPr>
+        <w:spacing w:after="120" w:line="300"/>
+      </w:pPr>
+      <w:r>
+        <w:rPr>
+          <w:rFonts w:ascii="游明朝" w:cs="游明朝" w:eastAsia="游明朝" w:hAnsi="游明朝"/>
+          <w:b/>
+          <w:bCs/>
+          <w:color w:val="000000"/>
+        </w:rPr>
+        <w:t xml:space="preserve">したがって次のように結論する。</w:t>
+      </w:r>
+    </w:p>
+    <w:p>
+      <w:pPr>
+        <w:spacing w:after="120" w:line="300"/>
+        <w:ind w:left="300"/>
+      </w:pPr>
+      <w:r>
+        <w:rPr>
+          <w:rFonts w:ascii="游明朝" w:cs="游明朝" w:eastAsia="游明朝" w:hAnsi="游明朝"/>
+          <w:b w:val="false"/>
+          <w:bCs w:val="false"/>
+          <w:color w:val="000000"/>
+          <w:sz w:val="22"/>
+          <w:szCs w:val="22"/>
+        </w:rPr>
+        <w:t xml:space="preserve">　</w:t>
+      </w:r>
+      <w:r>
+        <w:rPr>
+          <w:rFonts w:ascii="游明朝" w:cs="游明朝" w:eastAsia="游明朝" w:hAnsi="游明朝"/>
+          <w:b/>
+          <w:bCs/>
+          <w:color w:val="000000"/>
+          <w:sz w:val="22"/>
+          <w:szCs w:val="22"/>
+        </w:rPr>
+        <w:t xml:space="preserve">光電容積脈波の形態から作った血管指標で PWTT 法の較正定数を補正しても、心拍出量推定の精度は改善しない。</w:t>
+      </w:r>
+    </w:p>
+    <w:p>
+      <w:pPr>
+        <w:spacing w:after="120" w:line="300"/>
+      </w:pPr>
+      <w:r>
+        <w:rPr>
+          <w:rFonts w:ascii="游明朝" w:cs="游明朝" w:eastAsia="游明朝" w:hAnsi="游明朝"/>
+          <w:b w:val="false"/>
+          <w:bCs w:val="false"/>
+          <w:color w:val="000000"/>
+        </w:rPr>
+        <w:t xml:space="preserve">この結論の範囲は明示しておく。否定されたのは</w:t>
+      </w:r>
+      <w:r>
+        <w:rPr>
+          <w:rFonts w:ascii="游明朝" w:cs="游明朝" w:eastAsia="游明朝" w:hAnsi="游明朝"/>
+          <w:b/>
+          <w:bCs/>
+          <w:color w:val="000000"/>
+        </w:rPr>
+        <w:t xml:space="preserve">血管指標による較正定数の補正</w:t>
+      </w:r>
+      <w:r>
+        <w:rPr>
+          <w:rFonts w:ascii="游明朝" w:cs="游明朝" w:eastAsia="游明朝" w:hAnsi="游明朝"/>
+          <w:b w:val="false"/>
+          <w:bCs w:val="false"/>
+          <w:color w:val="000000"/>
+        </w:rPr>
+        <w:t xml:space="preserve">という経路であって、「esCCO が今後どのような方法でも改善しない」ということではない。第6.1節のとおり、術中の PWTT 変動の主成分は末梢動脈の生理ではなく</w:t>
+      </w:r>
+      <w:r>
+        <w:rPr>
+          <w:rFonts w:ascii="游明朝" w:cs="游明朝" w:eastAsia="游明朝" w:hAnsi="游明朝"/>
+          <w:b/>
+          <w:bCs/>
+          <w:color w:val="000000"/>
+        </w:rPr>
+        <w:t xml:space="preserve">立ち上がり検出のばらつきである可能性が高い</w:t>
+      </w:r>
+      <w:r>
+        <w:rPr>
+          <w:rFonts w:ascii="游明朝" w:cs="游明朝" w:eastAsia="游明朝" w:hAnsi="游明朝"/>
+          <w:b w:val="false"/>
+          <w:bCs w:val="false"/>
+          <w:color w:val="000000"/>
+        </w:rPr>
+        <w:t xml:space="preserve">ので、精度に残された余地があるとすれば検出の安定化の側にある。それは本研究の設計とは別の問題である。</w:t>
+      </w:r>
+    </w:p>
+    <w:p>
+      <w:pPr>
+        <w:pStyle w:val="Heading2"/>
+        <w:spacing w:after="100" w:before="240"/>
+      </w:pPr>
+      <w:r>
+        <w:rPr>
+          <w:rFonts w:ascii="游明朝" w:cs="游明朝" w:eastAsia="游明朝" w:hAnsi="游明朝"/>
+          <w:b/>
+          <w:bCs/>
+          <w:color w:val="000000"/>
+          <w:sz w:val="22"/>
+          <w:szCs w:val="22"/>
+        </w:rPr>
+        <w:t xml:space="preserve">6.5　案B を採らない理由</w:t>
+      </w:r>
+    </w:p>
+    <w:p>
+      <w:pPr>
+        <w:spacing w:after="120" w:line="300"/>
+      </w:pPr>
+      <w:r>
+        <w:rPr>
+          <w:rFonts w:ascii="游明朝" w:cs="游明朝" w:eastAsia="游明朝" w:hAnsi="游明朝"/>
+          <w:b w:val="false"/>
+          <w:bCs w:val="false"/>
+          <w:color w:val="000000"/>
+        </w:rPr>
+        <w:t xml:space="preserve">目的を「非侵襲の血管モニタ」に切り替えて続ける案も検討したが、採らない。</w:t>
+      </w:r>
+    </w:p>
+    <w:p>
+      <w:pPr>
+        <w:spacing w:after="120" w:line="300"/>
+      </w:pPr>
+      <w:r>
+        <w:rPr>
+          <w:rFonts w:ascii="游明朝" w:cs="游明朝" w:eastAsia="游明朝" w:hAnsi="游明朝"/>
+          <w:b w:val="false"/>
+          <w:bCs w:val="false"/>
+          <w:color w:val="000000"/>
+        </w:rPr>
+        <w:t xml:space="preserve">切り替えには新しい計画書と事前登録が要るが、その前提となる二点が現時点で埋まっていない。</w:t>
+      </w:r>
+      <w:r>
+        <w:rPr>
+          <w:rFonts w:ascii="游明朝" w:cs="游明朝" w:eastAsia="游明朝" w:hAnsi="游明朝"/>
+          <w:b/>
+          <w:bCs/>
+          <w:color w:val="000000"/>
+        </w:rPr>
+        <w:t xml:space="preserve">トーヌス側には実機で測れる指標が無く</w:t>
+      </w:r>
+      <w:r>
+        <w:rPr>
+          <w:rFonts w:ascii="游明朝" w:cs="游明朝" w:eastAsia="游明朝" w:hAnsi="游明朝"/>
+          <w:b w:val="false"/>
+          <w:bCs w:val="false"/>
+          <w:color w:val="000000"/>
+        </w:rPr>
+        <w:t xml:space="preserve">（6.2）、</w:t>
+      </w:r>
+      <w:r>
+        <w:rPr>
+          <w:rFonts w:ascii="游明朝" w:cs="游明朝" w:eastAsia="游明朝" w:hAnsi="游明朝"/>
+          <w:b/>
+          <w:bCs/>
+          <w:color w:val="000000"/>
+        </w:rPr>
+        <w:t xml:space="preserve">硬さ側は術中の変化を追えるかが未検証である</w:t>
+      </w:r>
+      <w:r>
+        <w:rPr>
+          <w:rFonts w:ascii="游明朝" w:cs="游明朝" w:eastAsia="游明朝" w:hAnsi="游明朝"/>
+          <w:b w:val="false"/>
+          <w:bCs w:val="false"/>
+          <w:color w:val="000000"/>
+        </w:rPr>
+        <w:t xml:space="preserve">（ウィンドウ間の再現性 0.36、症例内の時間変動が症例間の差と同程度）。この二点を埋める検討自体は手元のデータで数日で終わるが、</w:t>
+      </w:r>
+      <w:r>
+        <w:rPr>
+          <w:rFonts w:ascii="游明朝" w:cs="游明朝" w:eastAsia="游明朝" w:hAnsi="游明朝"/>
+          <w:b/>
+          <w:bCs/>
+          <w:color w:val="000000"/>
+        </w:rPr>
+        <w:t xml:space="preserve">埋まったとしても esCCO の改善にはつながらない。</w:t>
+      </w:r>
+      <w:r>
+        <w:rPr>
+          <w:rFonts w:ascii="游明朝" w:cs="游明朝" w:eastAsia="游明朝" w:hAnsi="游明朝"/>
+          <w:b w:val="false"/>
+          <w:bCs w:val="false"/>
+          <w:color w:val="000000"/>
+        </w:rPr>
+        <w:t xml:space="preserve">したがって esCCO を目的とする本プログラムの枠内では行わない。</w:t>
+      </w:r>
+    </w:p>
+    <w:p>
+      <w:pPr>
+        <w:spacing w:after="120" w:line="300"/>
+      </w:pPr>
+      <w:r>
+        <w:rPr>
+          <w:rFonts w:ascii="游明朝" w:cs="游明朝" w:eastAsia="游明朝" w:hAnsi="游明朝"/>
+          <w:b w:val="false"/>
+          <w:bCs w:val="false"/>
+          <w:color w:val="000000"/>
+        </w:rPr>
+        <w:t xml:space="preserve">ただし「PPG の形態指標を非侵襲の血管モニタとして使えるか」という問い自体は否定されていない。</w:t>
+      </w:r>
+      <w:r>
+        <w:rPr>
+          <w:rFonts w:ascii="游明朝" w:cs="游明朝" w:eastAsia="游明朝" w:hAnsi="游明朝"/>
+          <w:b/>
+          <w:bCs/>
+          <w:color w:val="000000"/>
+        </w:rPr>
+        <w:t xml:space="preserve">将来、別の研究として立て直す余地は残しておく。</w:t>
+      </w:r>
+      <w:r>
+        <w:rPr>
+          <w:rFonts w:ascii="游明朝" w:cs="游明朝" w:eastAsia="游明朝" w:hAnsi="游明朝"/>
+          <w:b w:val="false"/>
+          <w:bCs w:val="false"/>
+          <w:color w:val="000000"/>
+        </w:rPr>
+        <w:t xml:space="preserve">その場合の入口は上記の二点である。</w:t>
+      </w:r>
+    </w:p>
+    <w:p>
+      <w:pPr>
+        <w:pStyle w:val="Heading1"/>
+        <w:spacing w:after="150" w:before="340"/>
+      </w:pPr>
+      <w:r>
+        <w:rPr>
+          <w:rFonts w:ascii="游明朝" w:cs="游明朝" w:eastAsia="游明朝" w:hAnsi="游明朝"/>
+          <w:b/>
+          <w:bCs/>
+          <w:color w:val="000000"/>
+          <w:sz w:val="26"/>
+          <w:szCs w:val="26"/>
+        </w:rPr>
+        <w:t xml:space="preserve">7.　残る作業</w:t>
+      </w:r>
+    </w:p>
+    <w:p>
+      <w:pPr>
+        <w:spacing w:after="70" w:before="170"/>
+      </w:pPr>
+      <w:r>
+        <w:rPr>
+          <w:rFonts w:ascii="游明朝" w:cs="游明朝" w:eastAsia="游明朝" w:hAnsi="游明朝"/>
+          <w:b/>
+          <w:bCs/>
+          <w:color w:val="000000"/>
+          <w:sz w:val="19"/>
+          <w:szCs w:val="19"/>
+        </w:rPr>
+        <w:t xml:space="preserve">表9　案A の下で残る作業</w:t>
+      </w:r>
+    </w:p>
+    <w:tbl>
+      <w:tblPr>
+        <w:tblW w:type="dxa" w:w="9638"/>
+        <w:tblBorders>
+          <w:top w:val="single" w:color="000000" w:sz="4"/>
+          <w:left w:val="none"/>
+          <w:bottom w:val="single" w:color="000000" w:sz="4"/>
+          <w:right w:val="none"/>
+          <w:insideH w:val="single" w:color="000000" w:sz="2"/>
+          <w:insideV w:val="none"/>
+        </w:tblBorders>
+      </w:tblPr>
+      <w:tblGrid>
+        <w:gridCol w:w="460"/>
+        <w:gridCol w:w="2900"/>
+        <w:gridCol w:w="4600"/>
+        <w:gridCol w:w="1678"/>
+      </w:tblGrid>
+      <w:tr>
+        <w:trPr>
+          <w:tblHeader/>
+        </w:trPr>
+        <w:tc>
+          <w:tcPr>
+            <w:tcW w:type="dxa" w:w="460"/>
+            <w:tcBorders>
+              <w:bottom w:val="single" w:color="000000" w:sz="4"/>
+            </w:tcBorders>
+            <w:tcMar>
+              <w:top w:type="dxa" w:w="55"/>
+              <w:left w:type="dxa" w:w="95"/>
+              <w:bottom w:type="dxa" w:w="55"/>
+              <w:right w:type="dxa" w:w="95"/>
+            </w:tcMar>
+            <w:vAlign w:val="top"/>
+          </w:tcPr>
+          <w:p>
+            <w:pPr>
+              <w:spacing w:after="0" w:line="255"/>
+            </w:pPr>
+          </w:p>
+        </w:tc>
+        <w:tc>
+          <w:tcPr>
+            <w:tcW w:type="dxa" w:w="2900"/>
+            <w:tcBorders>
+              <w:bottom w:val="single" w:color="000000" w:sz="4"/>
+            </w:tcBorders>
+            <w:tcMar>
+              <w:top w:type="dxa" w:w="55"/>
+              <w:left w:type="dxa" w:w="95"/>
+              <w:bottom w:type="dxa" w:w="55"/>
+              <w:right w:type="dxa" w:w="95"/>
+            </w:tcMar>
+            <w:vAlign w:val="top"/>
+          </w:tcPr>
+          <w:p>
+            <w:pPr>
+              <w:spacing w:after="0" w:line="255"/>
+            </w:pPr>
+            <w:r>
+              <w:rPr>
+                <w:rFonts w:ascii="游明朝" w:cs="游明朝" w:eastAsia="游明朝" w:hAnsi="游明朝"/>
+                <w:b/>
+                <w:bCs/>
+                <w:color w:val="000000"/>
+                <w:sz w:val="19"/>
+                <w:szCs w:val="19"/>
+              </w:rPr>
+              <w:t xml:space="preserve">やること</w:t>
+            </w:r>
+          </w:p>
+        </w:tc>
+        <w:tc>
+          <w:tcPr>
+            <w:tcW w:type="dxa" w:w="4600"/>
+            <w:tcBorders>
+              <w:bottom w:val="single" w:color="000000" w:sz="4"/>
+            </w:tcBorders>
+            <w:tcMar>
+              <w:top w:type="dxa" w:w="55"/>
+              <w:left w:type="dxa" w:w="95"/>
+              <w:bottom w:type="dxa" w:w="55"/>
+              <w:right w:type="dxa" w:w="95"/>
+            </w:tcMar>
+            <w:vAlign w:val="top"/>
+          </w:tcPr>
+          <w:p>
+            <w:pPr>
+              <w:spacing w:after="0" w:line="255"/>
+            </w:pPr>
+            <w:r>
+              <w:rPr>
+                <w:rFonts w:ascii="游明朝" w:cs="游明朝" w:eastAsia="游明朝" w:hAnsi="游明朝"/>
+                <w:b/>
+                <w:bCs/>
+                <w:color w:val="000000"/>
+                <w:sz w:val="19"/>
+                <w:szCs w:val="19"/>
+              </w:rPr>
+              <w:t xml:space="preserve">内容</w:t>
+            </w:r>
+          </w:p>
+        </w:tc>
+        <w:tc>
+          <w:tcPr>
+            <w:tcW w:type="dxa" w:w="1678"/>
+            <w:tcBorders>
+              <w:bottom w:val="single" w:color="000000" w:sz="4"/>
+            </w:tcBorders>
+            <w:tcMar>
+              <w:top w:type="dxa" w:w="55"/>
+              <w:left w:type="dxa" w:w="95"/>
+              <w:bottom w:type="dxa" w:w="55"/>
+              <w:right w:type="dxa" w:w="95"/>
+            </w:tcMar>
+            <w:vAlign w:val="top"/>
+          </w:tcPr>
+          <w:p>
+            <w:pPr>
+              <w:spacing w:after="0" w:line="255"/>
+            </w:pPr>
+            <w:r>
+              <w:rPr>
+                <w:rFonts w:ascii="游明朝" w:cs="游明朝" w:eastAsia="游明朝" w:hAnsi="游明朝"/>
+                <w:b/>
+                <w:bCs/>
+                <w:color w:val="000000"/>
+                <w:sz w:val="19"/>
+                <w:szCs w:val="19"/>
+              </w:rPr>
+              <w:t xml:space="preserve">時期</w:t>
+            </w:r>
+          </w:p>
+        </w:tc>
+      </w:tr>
+      <w:tr>
+        <w:trPr>
+          <w:tblHeader w:val="false"/>
+        </w:trPr>
+        <w:tc>
+          <w:tcPr>
+            <w:tcW w:type="dxa" w:w="460"/>
+            <w:tcMar>
+              <w:top w:type="dxa" w:w="55"/>
+              <w:left w:type="dxa" w:w="95"/>
+              <w:bottom w:type="dxa" w:w="55"/>
+              <w:right w:type="dxa" w:w="95"/>
+            </w:tcMar>
+            <w:vAlign w:val="top"/>
+          </w:tcPr>
+          <w:p>
+            <w:pPr>
+              <w:spacing w:after="0" w:line="255"/>
+            </w:pPr>
+            <w:r>
+              <w:rPr>
+                <w:rFonts w:ascii="游明朝" w:cs="游明朝" w:eastAsia="游明朝" w:hAnsi="游明朝"/>
+                <w:color w:val="000000"/>
+                <w:sz w:val="19"/>
+                <w:szCs w:val="19"/>
+              </w:rPr>
+              <w:t xml:space="preserve">1</w:t>
+            </w:r>
+          </w:p>
+        </w:tc>
+        <w:tc>
+          <w:tcPr>
+            <w:tcW w:type="dxa" w:w="2900"/>
+            <w:tcMar>
+              <w:top w:type="dxa" w:w="55"/>
+              <w:left w:type="dxa" w:w="95"/>
+              <w:bottom w:type="dxa" w:w="55"/>
+              <w:right w:type="dxa" w:w="95"/>
+            </w:tcMar>
+            <w:vAlign w:val="top"/>
+          </w:tcPr>
+          <w:p>
+            <w:pPr>
+              <w:spacing w:after="0" w:line="255"/>
+            </w:pPr>
+            <w:r>
+              <w:rPr>
+                <w:rFonts w:ascii="游明朝" w:cs="游明朝" w:eastAsia="游明朝" w:hAnsi="游明朝"/>
+                <w:color w:val="000000"/>
+                <w:sz w:val="19"/>
+                <w:szCs w:val="19"/>
+              </w:rPr>
+              <w:t xml:space="preserve">早期振幅比で前提検証をやり直す（探索的）</w:t>
+            </w:r>
+          </w:p>
+        </w:tc>
+        <w:tc>
+          <w:tcPr>
+            <w:tcW w:type="dxa" w:w="4600"/>
+            <w:tcMar>
+              <w:top w:type="dxa" w:w="55"/>
+              <w:left w:type="dxa" w:w="95"/>
+              <w:bottom w:type="dxa" w:w="55"/>
+              <w:right w:type="dxa" w:w="95"/>
+            </w:tcMar>
+            <w:vAlign w:val="top"/>
+          </w:tcPr>
+          <w:p>
+            <w:pPr>
+              <w:spacing w:after="0" w:line="255"/>
+            </w:pPr>
+            <w:r>
+              <w:rPr>
+                <w:rFonts w:ascii="游明朝" w:cs="游明朝" w:eastAsia="游明朝" w:hAnsi="游明朝"/>
+                <w:color w:val="000000"/>
+                <w:sz w:val="19"/>
+                <w:szCs w:val="19"/>
+              </w:rPr>
+              <w:t xml:space="preserve">論文1の弱点を塞ぐために行う。</w:t>
+            </w:r>
+            <w:r>
+              <w:rPr>
+                <w:rFonts w:ascii="游明朝" w:cs="游明朝" w:eastAsia="游明朝" w:hAnsi="游明朝"/>
+                <w:color w:val="000000"/>
+                <w:sz w:val="19"/>
+                <w:szCs w:val="19"/>
+              </w:rPr>
+              <w:t xml:space="preserve">研究0 が「我々の使った指標は血管の量を測れていない」と示したため、論文1 の陰性に対して「指標が悪かっただけではないか」という指摘が必ず来る。構成概念妥当性があり実機で同定できる唯一の指標で同じ問いを問い直し、それでも説明しないことを示せば、この指摘は塞がる。設計は結果を見る前に凍結済み。研究1と同一の862例・同一のウィンドウを使うので追加のデータ取得は要らない</w:t>
+            </w:r>
+          </w:p>
+        </w:tc>
+        <w:tc>
+          <w:tcPr>
+            <w:tcW w:type="dxa" w:w="1678"/>
+            <w:tcMar>
+              <w:top w:type="dxa" w:w="55"/>
+              <w:left w:type="dxa" w:w="95"/>
+              <w:bottom w:type="dxa" w:w="55"/>
+              <w:right w:type="dxa" w:w="95"/>
+            </w:tcMar>
+            <w:vAlign w:val="top"/>
+          </w:tcPr>
+          <w:p>
+            <w:pPr>
+              <w:spacing w:after="0" w:line="255"/>
+            </w:pPr>
+            <w:r>
+              <w:rPr>
+                <w:rFonts w:ascii="游明朝" w:cs="游明朝" w:eastAsia="游明朝" w:hAnsi="游明朝"/>
+                <w:color w:val="000000"/>
+                <w:sz w:val="19"/>
+                <w:szCs w:val="19"/>
+              </w:rPr>
+              <w:t xml:space="preserve">最優先</w:t>
+            </w:r>
+          </w:p>
+        </w:tc>
+      </w:tr>
+      <w:tr>
+        <w:trPr>
+          <w:tblHeader w:val="false"/>
+        </w:trPr>
+        <w:tc>
+          <w:tcPr>
+            <w:tcW w:type="dxa" w:w="460"/>
+            <w:tcMar>
+              <w:top w:type="dxa" w:w="55"/>
+              <w:left w:type="dxa" w:w="95"/>
+              <w:bottom w:type="dxa" w:w="55"/>
+              <w:right w:type="dxa" w:w="95"/>
+            </w:tcMar>
+            <w:vAlign w:val="top"/>
+          </w:tcPr>
+          <w:p>
+            <w:pPr>
+              <w:spacing w:after="0" w:line="255"/>
+            </w:pPr>
+            <w:r>
+              <w:rPr>
+                <w:rFonts w:ascii="游明朝" w:cs="游明朝" w:eastAsia="游明朝" w:hAnsi="游明朝"/>
+                <w:color w:val="000000"/>
+                <w:sz w:val="19"/>
+                <w:szCs w:val="19"/>
+              </w:rPr>
+              <w:t xml:space="preserve">2</w:t>
+            </w:r>
+          </w:p>
+        </w:tc>
+        <w:tc>
+          <w:tcPr>
+            <w:tcW w:type="dxa" w:w="2900"/>
+            <w:tcMar>
+              <w:top w:type="dxa" w:w="55"/>
+              <w:left w:type="dxa" w:w="95"/>
+              <w:bottom w:type="dxa" w:w="55"/>
+              <w:right w:type="dxa" w:w="95"/>
+            </w:tcMar>
+            <w:vAlign w:val="top"/>
+          </w:tcPr>
+          <w:p>
+            <w:pPr>
+              <w:spacing w:after="0" w:line="255"/>
+            </w:pPr>
+            <w:r>
+              <w:rPr>
+                <w:rFonts w:ascii="游明朝" w:cs="游明朝" w:eastAsia="游明朝" w:hAnsi="游明朝"/>
+                <w:color w:val="000000"/>
+                <w:sz w:val="19"/>
+                <w:szCs w:val="19"/>
+              </w:rPr>
+              <w:t xml:space="preserve">論文1を仕上げて投稿する</w:t>
+            </w:r>
+          </w:p>
+        </w:tc>
+        <w:tc>
+          <w:tcPr>
+            <w:tcW w:type="dxa" w:w="4600"/>
+            <w:tcMar>
+              <w:top w:type="dxa" w:w="55"/>
+              <w:left w:type="dxa" w:w="95"/>
+              <w:bottom w:type="dxa" w:w="55"/>
+              <w:right w:type="dxa" w:w="95"/>
+            </w:tcMar>
+            <w:vAlign w:val="top"/>
+          </w:tcPr>
+          <w:p>
+            <w:pPr>
+              <w:spacing w:after="0" w:line="255"/>
+            </w:pPr>
+            <w:r>
+              <w:rPr>
+                <w:rFonts w:ascii="游明朝" w:cs="游明朝" w:eastAsia="游明朝" w:hAnsi="游明朝"/>
+                <w:color w:val="000000"/>
+                <w:sz w:val="19"/>
+                <w:szCs w:val="19"/>
+              </w:rPr>
+              <w:t xml:space="preserve">解析は終わっている。1 の結果を考察に1段落で入れる。残りは投稿体裁・英文校正・利益相反申告</w:t>
+            </w:r>
+          </w:p>
+        </w:tc>
+        <w:tc>
+          <w:tcPr>
+            <w:tcW w:type="dxa" w:w="1678"/>
+            <w:tcMar>
+              <w:top w:type="dxa" w:w="55"/>
+              <w:left w:type="dxa" w:w="95"/>
+              <w:bottom w:type="dxa" w:w="55"/>
+              <w:right w:type="dxa" w:w="95"/>
+            </w:tcMar>
+            <w:vAlign w:val="top"/>
+          </w:tcPr>
+          <w:p>
+            <w:pPr>
+              <w:spacing w:after="0" w:line="255"/>
+            </w:pPr>
+            <w:r>
+              <w:rPr>
+                <w:rFonts w:ascii="游明朝" w:cs="游明朝" w:eastAsia="游明朝" w:hAnsi="游明朝"/>
+                <w:color w:val="000000"/>
+                <w:sz w:val="19"/>
+                <w:szCs w:val="19"/>
+              </w:rPr>
+              <w:t xml:space="preserve">〜2026年10月</w:t>
+            </w:r>
+          </w:p>
+        </w:tc>
+      </w:tr>
+      <w:tr>
+        <w:trPr>
+          <w:tblHeader w:val="false"/>
+        </w:trPr>
+        <w:tc>
+          <w:tcPr>
+            <w:tcW w:type="dxa" w:w="460"/>
+            <w:tcMar>
+              <w:top w:type="dxa" w:w="55"/>
+              <w:left w:type="dxa" w:w="95"/>
+              <w:bottom w:type="dxa" w:w="55"/>
+              <w:right w:type="dxa" w:w="95"/>
+            </w:tcMar>
+            <w:vAlign w:val="top"/>
+          </w:tcPr>
+          <w:p>
+            <w:pPr>
+              <w:spacing w:after="0" w:line="255"/>
+            </w:pPr>
+            <w:r>
+              <w:rPr>
+                <w:rFonts w:ascii="游明朝" w:cs="游明朝" w:eastAsia="游明朝" w:hAnsi="游明朝"/>
+                <w:color w:val="000000"/>
+                <w:sz w:val="19"/>
+                <w:szCs w:val="19"/>
+              </w:rPr>
+              <w:t xml:space="preserve">3</w:t>
+            </w:r>
+          </w:p>
+        </w:tc>
+        <w:tc>
+          <w:tcPr>
+            <w:tcW w:type="dxa" w:w="2900"/>
+            <w:tcMar>
+              <w:top w:type="dxa" w:w="55"/>
+              <w:left w:type="dxa" w:w="95"/>
+              <w:bottom w:type="dxa" w:w="55"/>
+              <w:right w:type="dxa" w:w="95"/>
+            </w:tcMar>
+            <w:vAlign w:val="top"/>
+          </w:tcPr>
+          <w:p>
+            <w:pPr>
+              <w:spacing w:after="0" w:line="255"/>
+            </w:pPr>
+            <w:r>
+              <w:rPr>
+                <w:rFonts w:ascii="游明朝" w:cs="游明朝" w:eastAsia="游明朝" w:hAnsi="游明朝"/>
+                <w:color w:val="000000"/>
+                <w:sz w:val="19"/>
+                <w:szCs w:val="19"/>
+              </w:rPr>
+              <w:t xml:space="preserve">論文2を書く</w:t>
+            </w:r>
+          </w:p>
+        </w:tc>
+        <w:tc>
+          <w:tcPr>
+            <w:tcW w:type="dxa" w:w="4600"/>
+            <w:tcMar>
+              <w:top w:type="dxa" w:w="55"/>
+              <w:left w:type="dxa" w:w="95"/>
+              <w:bottom w:type="dxa" w:w="55"/>
+              <w:right w:type="dxa" w:w="95"/>
+            </w:tcMar>
+            <w:vAlign w:val="top"/>
+          </w:tcPr>
+          <w:p>
+            <w:pPr>
+              <w:spacing w:after="0" w:line="255"/>
+            </w:pPr>
+            <w:r>
+              <w:rPr>
+                <w:rFonts w:ascii="游明朝" w:cs="游明朝" w:eastAsia="游明朝" w:hAnsi="游明朝"/>
+                <w:color w:val="000000"/>
+                <w:sz w:val="19"/>
+                <w:szCs w:val="19"/>
+              </w:rPr>
+              <w:t xml:space="preserve">解析は完了しており、図表はそのまま使える</w:t>
+            </w:r>
+          </w:p>
+        </w:tc>
+        <w:tc>
+          <w:tcPr>
+            <w:tcW w:type="dxa" w:w="1678"/>
+            <w:tcMar>
+              <w:top w:type="dxa" w:w="55"/>
+              <w:left w:type="dxa" w:w="95"/>
+              <w:bottom w:type="dxa" w:w="55"/>
+              <w:right w:type="dxa" w:w="95"/>
+            </w:tcMar>
+            <w:vAlign w:val="top"/>
+          </w:tcPr>
+          <w:p>
+            <w:pPr>
+              <w:spacing w:after="0" w:line="255"/>
+            </w:pPr>
+            <w:r>
+              <w:rPr>
+                <w:rFonts w:ascii="游明朝" w:cs="游明朝" w:eastAsia="游明朝" w:hAnsi="游明朝"/>
+                <w:color w:val="000000"/>
+                <w:sz w:val="19"/>
+                <w:szCs w:val="19"/>
+              </w:rPr>
+              <w:t xml:space="preserve">2026年10〜11月</w:t>
+            </w:r>
+          </w:p>
+        </w:tc>
+      </w:tr>
+      <w:tr>
+        <w:trPr>
+          <w:tblHeader w:val="false"/>
+        </w:trPr>
+        <w:tc>
+          <w:tcPr>
+            <w:tcW w:type="dxa" w:w="460"/>
+            <w:tcMar>
+              <w:top w:type="dxa" w:w="55"/>
+              <w:left w:type="dxa" w:w="95"/>
+              <w:bottom w:type="dxa" w:w="55"/>
+              <w:right w:type="dxa" w:w="95"/>
+            </w:tcMar>
+            <w:vAlign w:val="top"/>
+          </w:tcPr>
+          <w:p>
+            <w:pPr>
+              <w:spacing w:after="0" w:line="255"/>
+            </w:pPr>
+            <w:r>
+              <w:rPr>
+                <w:rFonts w:ascii="游明朝" w:cs="游明朝" w:eastAsia="游明朝" w:hAnsi="游明朝"/>
+                <w:color w:val="000000"/>
+                <w:sz w:val="19"/>
+                <w:szCs w:val="19"/>
+              </w:rPr>
+              <w:t xml:space="preserve">4</w:t>
+            </w:r>
+          </w:p>
+        </w:tc>
+        <w:tc>
+          <w:tcPr>
+            <w:tcW w:type="dxa" w:w="2900"/>
+            <w:tcMar>
+              <w:top w:type="dxa" w:w="55"/>
+              <w:left w:type="dxa" w:w="95"/>
+              <w:bottom w:type="dxa" w:w="55"/>
+              <w:right w:type="dxa" w:w="95"/>
+            </w:tcMar>
+            <w:vAlign w:val="top"/>
+          </w:tcPr>
+          <w:p>
+            <w:pPr>
+              <w:spacing w:after="0" w:line="255"/>
+            </w:pPr>
+            <w:r>
+              <w:rPr>
+                <w:rFonts w:ascii="游明朝" w:cs="游明朝" w:eastAsia="游明朝" w:hAnsi="游明朝"/>
+                <w:color w:val="000000"/>
+                <w:sz w:val="19"/>
+                <w:szCs w:val="19"/>
+              </w:rPr>
+              <w:t xml:space="preserve">論文3をどうするか決める</w:t>
+            </w:r>
+          </w:p>
+        </w:tc>
+        <w:tc>
+          <w:tcPr>
+            <w:tcW w:type="dxa" w:w="4600"/>
+            <w:tcMar>
+              <w:top w:type="dxa" w:w="55"/>
+              <w:left w:type="dxa" w:w="95"/>
+              <w:bottom w:type="dxa" w:w="55"/>
+              <w:right w:type="dxa" w:w="95"/>
+            </w:tcMar>
+            <w:vAlign w:val="top"/>
+          </w:tcPr>
+          <w:p>
+            <w:pPr>
+              <w:spacing w:after="0" w:line="255"/>
+            </w:pPr>
+            <w:r>
+              <w:rPr>
+                <w:rFonts w:ascii="游明朝" w:cs="游明朝" w:eastAsia="游明朝" w:hAnsi="游明朝"/>
+                <w:color w:val="000000"/>
+                <w:sz w:val="19"/>
+                <w:szCs w:val="19"/>
+              </w:rPr>
+              <w:t xml:space="preserve">短報として症例数を増やして出すか、論文2 の一部として短く含めるか</w:t>
+            </w:r>
+          </w:p>
+        </w:tc>
+        <w:tc>
+          <w:tcPr>
+            <w:tcW w:type="dxa" w:w="1678"/>
+            <w:tcMar>
+              <w:top w:type="dxa" w:w="55"/>
+              <w:left w:type="dxa" w:w="95"/>
+              <w:bottom w:type="dxa" w:w="55"/>
+              <w:right w:type="dxa" w:w="95"/>
+            </w:tcMar>
+            <w:vAlign w:val="top"/>
+          </w:tcPr>
+          <w:p>
+            <w:pPr>
+              <w:spacing w:after="0" w:line="255"/>
+            </w:pPr>
+            <w:r>
+              <w:rPr>
+                <w:rFonts w:ascii="游明朝" w:cs="游明朝" w:eastAsia="游明朝" w:hAnsi="游明朝"/>
+                <w:color w:val="000000"/>
+                <w:sz w:val="19"/>
+                <w:szCs w:val="19"/>
+              </w:rPr>
+              <w:t xml:space="preserve">論文2 の執筆時</w:t>
+            </w:r>
+          </w:p>
+        </w:tc>
+      </w:tr>
+      <w:tr>
+        <w:trPr>
+          <w:tblHeader w:val="false"/>
+        </w:trPr>
+        <w:tc>
+          <w:tcPr>
+            <w:tcW w:type="dxa" w:w="460"/>
+            <w:tcMar>
+              <w:top w:type="dxa" w:w="55"/>
+              <w:left w:type="dxa" w:w="95"/>
+              <w:bottom w:type="dxa" w:w="55"/>
+              <w:right w:type="dxa" w:w="95"/>
+            </w:tcMar>
+            <w:vAlign w:val="top"/>
+          </w:tcPr>
+          <w:p>
+            <w:pPr>
+              <w:spacing w:after="0" w:line="255"/>
+            </w:pPr>
+            <w:r>
+              <w:rPr>
+                <w:rFonts w:ascii="游明朝" w:cs="游明朝" w:eastAsia="游明朝" w:hAnsi="游明朝"/>
+                <w:color w:val="000000"/>
+                <w:sz w:val="19"/>
+                <w:szCs w:val="19"/>
+              </w:rPr>
+              <w:t xml:space="preserve">―</w:t>
+            </w:r>
+          </w:p>
+        </w:tc>
+        <w:tc>
+          <w:tcPr>
+            <w:tcW w:type="dxa" w:w="2900"/>
+            <w:tcMar>
+              <w:top w:type="dxa" w:w="55"/>
+              <w:left w:type="dxa" w:w="95"/>
+              <w:bottom w:type="dxa" w:w="55"/>
+              <w:right w:type="dxa" w:w="95"/>
+            </w:tcMar>
+            <w:vAlign w:val="top"/>
+          </w:tcPr>
+          <w:p>
+            <w:pPr>
+              <w:spacing w:after="0" w:line="255"/>
+            </w:pPr>
+            <w:r>
+              <w:rPr>
+                <w:rFonts w:ascii="游明朝" w:cs="游明朝" w:eastAsia="游明朝" w:hAnsi="游明朝"/>
+                <w:color w:val="000000"/>
+                <w:sz w:val="19"/>
+                <w:szCs w:val="19"/>
+              </w:rPr>
+              <w:t xml:space="preserve">研究1c C-1・研究2・研究3</w:t>
+            </w:r>
+          </w:p>
+        </w:tc>
+        <w:tc>
+          <w:tcPr>
+            <w:tcW w:type="dxa" w:w="4600"/>
+            <w:tcMar>
+              <w:top w:type="dxa" w:w="55"/>
+              <w:left w:type="dxa" w:w="95"/>
+              <w:bottom w:type="dxa" w:w="55"/>
+              <w:right w:type="dxa" w:w="95"/>
+            </w:tcMar>
+            <w:vAlign w:val="top"/>
+          </w:tcPr>
+          <w:p>
+            <w:pPr>
+              <w:spacing w:after="0" w:line="255"/>
+            </w:pPr>
+            <w:r>
+              <w:rPr>
+                <w:rFonts w:ascii="游明朝" w:cs="游明朝" w:eastAsia="游明朝" w:hAnsi="游明朝"/>
+                <w:color w:val="000000"/>
+                <w:sz w:val="19"/>
+                <w:szCs w:val="19"/>
+              </w:rPr>
+              <w:t xml:space="preserve">行わない</w:t>
+            </w:r>
+            <w:r>
+              <w:rPr>
+                <w:rFonts w:ascii="游明朝" w:cs="游明朝" w:eastAsia="游明朝" w:hAnsi="游明朝"/>
+                <w:color w:val="000000"/>
+                <w:sz w:val="19"/>
+                <w:szCs w:val="19"/>
+              </w:rPr>
+              <w:t xml:space="preserve">（6.1〜6.3・6.5）</w:t>
+            </w:r>
+          </w:p>
+        </w:tc>
+        <w:tc>
+          <w:tcPr>
+            <w:tcW w:type="dxa" w:w="1678"/>
+            <w:tcMar>
+              <w:top w:type="dxa" w:w="55"/>
+              <w:left w:type="dxa" w:w="95"/>
+              <w:bottom w:type="dxa" w:w="55"/>
+              <w:right w:type="dxa" w:w="95"/>
+            </w:tcMar>
+            <w:vAlign w:val="top"/>
+          </w:tcPr>
+          <w:p>
+            <w:pPr>
+              <w:spacing w:after="0" w:line="255"/>
+              <w:jc w:val="right"/>
+            </w:pPr>
+            <w:r>
+              <w:rPr>
+                <w:rFonts w:ascii="游明朝" w:cs="游明朝" w:eastAsia="游明朝" w:hAnsi="游明朝"/>
+                <w:color w:val="000000"/>
+                <w:sz w:val="19"/>
+                <w:szCs w:val="19"/>
+              </w:rPr>
+              <w:t xml:space="preserve">―</w:t>
+            </w:r>
+          </w:p>
+        </w:tc>
+      </w:tr>
+    </w:tbl>
+    <w:p>
+      <w:pPr>
+        <w:pStyle w:val="Heading1"/>
+        <w:spacing w:after="150" w:before="340"/>
+      </w:pPr>
+      <w:r>
+        <w:rPr>
+          <w:rFonts w:ascii="游明朝" w:cs="游明朝" w:eastAsia="游明朝" w:hAnsi="游明朝"/>
+          <w:b/>
+          <w:bCs/>
+          <w:color w:val="000000"/>
+          <w:sz w:val="26"/>
+          <w:szCs w:val="26"/>
+        </w:rPr>
+        <w:t xml:space="preserve">8.　ご相談したい点</w:t>
+      </w:r>
+    </w:p>
+    <w:p>
+      <w:pPr>
+        <w:spacing w:after="120" w:line="300"/>
+      </w:pPr>
+      <w:r>
+        <w:rPr>
+          <w:rFonts w:ascii="游明朝" w:cs="游明朝" w:eastAsia="游明朝" w:hAnsi="游明朝"/>
+          <w:b/>
+          <w:bCs/>
+          <w:color w:val="000000"/>
+        </w:rPr>
+        <w:t xml:space="preserve">1点目は、結論の書き方について。</w:t>
+      </w:r>
+      <w:r>
+        <w:rPr>
+          <w:rFonts w:ascii="游明朝" w:cs="游明朝" w:eastAsia="游明朝" w:hAnsi="游明朝"/>
+          <w:b w:val="false"/>
+          <w:bCs w:val="false"/>
+          <w:color w:val="000000"/>
+        </w:rPr>
+        <w:t xml:space="preserve">第6.4節のとおり「血管指標で較正定数を補正しても精度は改善しない」と範囲を限って結論する方針で問題ないか、ご確認いただきたい。</w:t>
+      </w:r>
+    </w:p>
+    <w:p>
+      <w:pPr>
+        <w:spacing w:after="120" w:line="300"/>
+      </w:pPr>
+      <w:r>
+        <w:rPr>
+          <w:rFonts w:ascii="游明朝" w:cs="游明朝" w:eastAsia="游明朝" w:hAnsi="游明朝"/>
+          <w:b/>
+          <w:bCs/>
+          <w:color w:val="000000"/>
+        </w:rPr>
+        <w:t xml:space="preserve">2点目は、論文化の分け方について。</w:t>
+      </w:r>
+      <w:r>
+        <w:rPr>
+          <w:rFonts w:ascii="游明朝" w:cs="游明朝" w:eastAsia="游明朝" w:hAnsi="游明朝"/>
+          <w:b w:val="false"/>
+          <w:bCs w:val="false"/>
+          <w:color w:val="000000"/>
+        </w:rPr>
+        <w:t xml:space="preserve">第5節の三本案、とくに論文2を独立した方法論の論文として立てる方針についてご意見を伺いたい。</w:t>
+      </w:r>
+    </w:p>
+    <w:p>
+      <w:pPr>
+        <w:spacing w:after="120" w:line="300"/>
+      </w:pPr>
+      <w:r>
+        <w:rPr>
+          <w:rFonts w:ascii="游明朝" w:cs="游明朝" w:eastAsia="游明朝" w:hAnsi="游明朝"/>
+          <w:b/>
+          <w:bCs/>
+          <w:color w:val="000000"/>
+        </w:rPr>
+        <w:t xml:space="preserve">3点目は、投稿先について。</w:t>
+      </w:r>
+      <w:r>
+        <w:rPr>
+          <w:rFonts w:ascii="游明朝" w:cs="游明朝" w:eastAsia="游明朝" w:hAnsi="游明朝"/>
+          <w:b w:val="false"/>
+          <w:bCs w:val="false"/>
+          <w:color w:val="000000"/>
+        </w:rPr>
+        <w:t xml:space="preserve">掲載料が発生しない誌を優先して Physiological Measurement を第一候補としているが、論文1は麻酔科領域の誌に出すべきかご意見を伺いたい。論文2は方法論の誌のほうが適切と考えている。</w:t>
+      </w:r>
+    </w:p>
+    <w:p>
+      <w:pPr>
+        <w:spacing w:after="120" w:line="300"/>
+      </w:pPr>
+      <w:r>
+        <w:rPr>
+          <w:rFonts w:ascii="游明朝" w:cs="游明朝" w:eastAsia="游明朝" w:hAnsi="游明朝"/>
+          <w:b/>
+          <w:bCs/>
+          <w:color w:val="000000"/>
+        </w:rPr>
+        <w:t xml:space="preserve">4点目は、表9の1（早期振幅比による前提検証）を論文1に入れる方針について。</w:t>
+      </w:r>
+      <w:r>
+        <w:rPr>
+          <w:rFonts w:ascii="游明朝" w:cs="游明朝" w:eastAsia="游明朝" w:hAnsi="游明朝"/>
+          <w:b w:val="false"/>
+          <w:bCs w:val="false"/>
+          <w:color w:val="000000"/>
+        </w:rPr>
+        <w:t xml:space="preserve">探索的解析として明記したうえで考察に置く予定である。</w:t>
+      </w:r>
+    </w:p>
+    <w:p>
+      <w:pPr>
+        <w:spacing w:after="160" w:before="420"/>
+      </w:pPr>
+      <w:r>
+        <w:rPr>
+          <w:rFonts w:ascii="游明朝" w:cs="游明朝" w:eastAsia="游明朝" w:hAnsi="游明朝"/>
+          <w:b/>
+          <w:bCs/>
+          <w:sz w:val="24"/>
+          <w:szCs w:val="24"/>
+        </w:rPr>
+        <w:t xml:space="preserve">補　足</w:t>
+      </w:r>
+    </w:p>
+    <w:p>
+      <w:pPr>
+        <w:pStyle w:val="Heading1"/>
+        <w:spacing w:after="150" w:before="340"/>
+      </w:pPr>
+      <w:r>
+        <w:rPr>
+          <w:rFonts w:ascii="游明朝" w:cs="游明朝" w:eastAsia="游明朝" w:hAnsi="游明朝"/>
+          <w:b/>
+          <w:bCs/>
+          <w:color w:val="000000"/>
+          <w:sz w:val="26"/>
+          <w:szCs w:val="26"/>
+        </w:rPr>
+        <w:t xml:space="preserve">A.　VitalDB とは</w:t>
+      </w:r>
+    </w:p>
+    <w:p>
+      <w:pPr>
+        <w:spacing w:after="120" w:line="300"/>
+      </w:pPr>
+      <w:r>
+        <w:rPr>
+          <w:rFonts w:ascii="游明朝" w:cs="游明朝" w:eastAsia="游明朝" w:hAnsi="游明朝"/>
+          <w:b w:val="false"/>
+          <w:bCs w:val="false"/>
+          <w:color w:val="000000"/>
+        </w:rPr>
+        <w:t xml:space="preserve">ソウル大学校病院で手術を受けた患者の周術期生体信号を匿名化して公開したデータベース。2022年に Scientific Data 誌で公表され、登録すれば無償で使える。周術期の高分解能波形が大規模に公開されている、事実上唯一の資源である。</w:t>
+      </w:r>
+    </w:p>
+    <w:p>
+      <w:pPr>
+        <w:spacing w:after="120" w:line="300"/>
+      </w:pPr>
+      <w:r>
+        <w:rPr>
+          <w:rFonts w:ascii="游明朝" w:cs="游明朝" w:eastAsia="游明朝" w:hAnsi="游明朝"/>
+          <w:b w:val="false"/>
+          <w:bCs w:val="false"/>
+          <w:color w:val="000000"/>
+        </w:rPr>
+        <w:t xml:space="preserve">6,388症例、486,449トラック、196種類の信号。心電図・PPG・観血動脈圧を同一の変換器から 500 Hz で同期記録しており、拍単位の時間解析ができる。麻酔器・輸液ポンプ・心拍出量モニタの記録と、臨床情報74項目が併存する。</w:t>
+      </w:r>
+    </w:p>
+    <w:p>
+      <w:pPr>
+        <w:spacing w:after="120" w:line="300"/>
+      </w:pPr>
+      <w:r>
+        <w:rPr>
+          <w:rFonts w:ascii="游明朝" w:cs="游明朝" w:eastAsia="游明朝" w:hAnsi="游明朝"/>
+          <w:b w:val="false"/>
+          <w:bCs w:val="false"/>
+          <w:color w:val="000000"/>
+        </w:rPr>
+        <w:t xml:space="preserve">制約が二つある。第一に、PPG はベッドサイドモニタの表示用出力であり、フィルタ仕様は非公開で、直流成分は復元できない（0〜100 の表示スケール）。第二に、心拍出量の参照値は解析コホート862例中846例が FloTrac 系で、</w:t>
+      </w:r>
+      <w:r>
+        <w:rPr>
+          <w:rFonts w:ascii="游明朝" w:cs="游明朝" w:eastAsia="游明朝" w:hAnsi="游明朝"/>
+          <w:b/>
+          <w:bCs/>
+          <w:color w:val="000000"/>
+        </w:rPr>
+        <w:t xml:space="preserve">動脈圧波形から算出されるため血管に関わる仮説に対して独立でない</w:t>
+      </w:r>
+      <w:r>
+        <w:rPr>
+          <w:rFonts w:ascii="游明朝" w:cs="游明朝" w:eastAsia="游明朝" w:hAnsi="游明朝"/>
+          <w:b w:val="false"/>
+          <w:bCs w:val="false"/>
+          <w:color w:val="000000"/>
+        </w:rPr>
+        <w:t xml:space="preserve">。肺動脈カテーテルの熱希釈は65症例あるが、PPG を含む波形3点が揃うのは5例のみである。このため本研究では、参照心拍出量を用いない解析を主としている。</w:t>
+      </w:r>
+    </w:p>
+    <w:p>
+      <w:pPr>
+        <w:pStyle w:val="Heading1"/>
+        <w:spacing w:after="150" w:before="340"/>
+      </w:pPr>
+      <w:r>
+        <w:rPr>
+          <w:rFonts w:ascii="游明朝" w:cs="游明朝" w:eastAsia="游明朝" w:hAnsi="游明朝"/>
+          <w:b/>
+          <w:bCs/>
+          <w:color w:val="000000"/>
+          <w:sz w:val="26"/>
+          <w:szCs w:val="26"/>
+        </w:rPr>
+        <w:t xml:space="preserve">B.　PWDB（研究0 で用いた仮想被験者データ）とは</w:t>
+      </w:r>
+    </w:p>
+    <w:p>
+      <w:pPr>
+        <w:spacing w:after="120" w:line="300"/>
+      </w:pPr>
+      <w:r>
+        <w:rPr>
+          <w:rFonts w:ascii="游明朝" w:cs="游明朝" w:eastAsia="游明朝" w:hAnsi="游明朝"/>
+          <w:b w:val="false"/>
+          <w:bCs w:val="false"/>
+          <w:color w:val="000000"/>
+        </w:rPr>
+        <w:t xml:space="preserve">Charlton らが 2019年に公表した動脈網の一次元流体モデルの出力である（Am J Physiol Heart Circ Physiol。Zenodo で無償公開）。年齢6段階（25〜75歳・10歳刻み）に対し、大動脈径・心拍数・駆出時間・平均血圧・脈波伝播速度・1回拍出量の6因子を系統的に振った仮想被験者 4,374名分の波形が入っている。大動脈・頸動脈・上腕・橈骨・指尖・大腿の圧・流速・断面積と、</w:t>
+      </w:r>
+      <w:r>
+        <w:rPr>
+          <w:rFonts w:ascii="游明朝" w:cs="游明朝" w:eastAsia="游明朝" w:hAnsi="游明朝"/>
+          <w:b/>
+          <w:bCs/>
+          <w:color w:val="000000"/>
+        </w:rPr>
+        <w:t xml:space="preserve">指尖の光電容積脈波</w:t>
+      </w:r>
+      <w:r>
+        <w:rPr>
+          <w:rFonts w:ascii="游明朝" w:cs="游明朝" w:eastAsia="游明朝" w:hAnsi="游明朝"/>
+          <w:b w:val="false"/>
+          <w:bCs w:val="false"/>
+          <w:color w:val="000000"/>
+        </w:rPr>
+        <w:t xml:space="preserve">が出力される。</w:t>
+      </w:r>
+    </w:p>
+    <w:p>
+      <w:pPr>
+        <w:spacing w:after="120" w:line="300"/>
+      </w:pPr>
+      <w:r>
+        <w:rPr>
+          <w:rFonts w:ascii="游明朝" w:cs="游明朝" w:eastAsia="游明朝" w:hAnsi="游明朝"/>
+          <w:b/>
+          <w:bCs/>
+          <w:color w:val="000000"/>
+        </w:rPr>
+        <w:t xml:space="preserve">この資源の価値は、指尖の PPG と、その被験者の大動脈脈波伝播速度・末梢血管抵抗の真値が同時に得られることにある。</w:t>
+      </w:r>
+      <w:r>
+        <w:rPr>
+          <w:rFonts w:ascii="游明朝" w:cs="游明朝" w:eastAsia="游明朝" w:hAnsi="游明朝"/>
+          <w:b w:val="false"/>
+          <w:bCs w:val="false"/>
+          <w:color w:val="000000"/>
+        </w:rPr>
+        <w:t xml:space="preserve">実測データでは真値が得られないので、指標が何を測っているかはここでしか確かめられない。</w:t>
+      </w:r>
+    </w:p>
+    <w:p>
+      <w:pPr>
+        <w:spacing w:after="120" w:line="300"/>
+      </w:pPr>
+      <w:r>
+        <w:rPr>
+          <w:rFonts w:ascii="游明朝" w:cs="游明朝" w:eastAsia="游明朝" w:hAnsi="游明朝"/>
+          <w:b w:val="false"/>
+          <w:bCs w:val="false"/>
+          <w:color w:val="000000"/>
+        </w:rPr>
+        <w:t xml:space="preserve">限界も明確である。一次元流体モデルなので</w:t>
+      </w:r>
+      <w:r>
+        <w:rPr>
+          <w:rFonts w:ascii="游明朝" w:cs="游明朝" w:eastAsia="游明朝" w:hAnsi="游明朝"/>
+          <w:b/>
+          <w:bCs/>
+          <w:color w:val="000000"/>
+        </w:rPr>
+        <w:t xml:space="preserve">光学的な要素</w:t>
+      </w:r>
+      <w:r>
+        <w:rPr>
+          <w:rFonts w:ascii="游明朝" w:cs="游明朝" w:eastAsia="游明朝" w:hAnsi="游明朝"/>
+          <w:b w:val="false"/>
+          <w:bCs w:val="false"/>
+          <w:color w:val="000000"/>
+        </w:rPr>
+        <w:t xml:space="preserve">（組織での光散乱、静脈成分、拍動しない成分）が入っていない。雑音がなく、1拍のみで、体動もない。健常な加齢のモデルであり、疾患・麻酔・血管作動薬は含まれない。したがって</w:t>
+      </w:r>
+      <w:r>
+        <w:rPr>
+          <w:rFonts w:ascii="游明朝" w:cs="游明朝" w:eastAsia="游明朝" w:hAnsi="游明朝"/>
+          <w:b/>
+          <w:bCs/>
+          <w:color w:val="000000"/>
+        </w:rPr>
+        <w:t xml:space="preserve">ここで成立したことが実機で成立するとは限らず、逆も言えない</w:t>
+      </w:r>
+      <w:r>
+        <w:rPr>
+          <w:rFonts w:ascii="游明朝" w:cs="游明朝" w:eastAsia="游明朝" w:hAnsi="游明朝"/>
+          <w:b w:val="false"/>
+          <w:bCs w:val="false"/>
+          <w:color w:val="000000"/>
+        </w:rPr>
+        <w:t xml:space="preserve">。この点は結果の解釈に必ず添えている。</w:t>
+      </w:r>
+    </w:p>
+    <w:p>
+      <w:pPr>
+        <w:spacing w:after="120" w:line="300"/>
+      </w:pPr>
+      <w:r>
+        <w:rPr>
+          <w:rFonts w:ascii="游明朝" w:cs="游明朝" w:eastAsia="游明朝" w:hAnsi="游明朝"/>
+          <w:b w:val="false"/>
+          <w:bCs w:val="false"/>
+          <w:color w:val="000000"/>
+        </w:rPr>
+        <w:t xml:space="preserve">なお原著は従来の特徴点法由来の指標を大動脈脈波伝播速度と対比しており、</w:t>
+      </w:r>
+      <w:r>
+        <w:rPr>
+          <w:rFonts w:ascii="游明朝" w:cs="游明朝" w:eastAsia="游明朝" w:hAnsi="游明朝"/>
+          <w:b/>
+          <w:bCs/>
+          <w:color w:val="000000"/>
+        </w:rPr>
+        <w:t xml:space="preserve">分解由来の指標でこれを行った報告は無い。</w:t>
+      </w:r>
+      <w:r>
+        <w:rPr>
+          <w:rFonts w:ascii="游明朝" w:cs="游明朝" w:eastAsia="游明朝" w:hAnsi="游明朝"/>
+          <w:b w:val="false"/>
+          <w:bCs w:val="false"/>
+          <w:color w:val="000000"/>
+        </w:rPr>
+        <w:t xml:space="preserve">論文2の新規性はここにある。</w:t>
+      </w:r>
+    </w:p>
+    <w:p>
+      <w:pPr>
+        <w:spacing w:after="120" w:line="300"/>
+      </w:pPr>
+      <w:r>
+        <w:rPr>
+          <w:rFonts w:ascii="游明朝" w:cs="游明朝" w:eastAsia="游明朝" w:hAnsi="游明朝"/>
+          <w:b/>
+          <w:bCs/>
+          <w:color w:val="000000"/>
+        </w:rPr>
+        <w:t xml:space="preserve">末梢血管抵抗との関連は、特徴点由来の RI についてのみ確かめてある</w:t>
+      </w:r>
+      <w:r>
+        <w:rPr>
+          <w:rFonts w:ascii="游明朝" w:cs="游明朝" w:eastAsia="游明朝" w:hAnsi="游明朝"/>
+          <w:b w:val="false"/>
+          <w:bCs w:val="false"/>
+          <w:color w:val="000000"/>
+        </w:rPr>
+        <w:t xml:space="preserve">（0.504）。早期振幅比については測っていない（第6.2節）。</w:t>
+      </w:r>
+    </w:p>
+    <w:p>
+      <w:pPr>
+        <w:pStyle w:val="Heading1"/>
+        <w:spacing w:after="150" w:before="340"/>
+      </w:pPr>
+      <w:r>
+        <w:rPr>
+          <w:rFonts w:ascii="游明朝" w:cs="游明朝" w:eastAsia="游明朝" w:hAnsi="游明朝"/>
+          <w:b/>
+          <w:bCs/>
+          <w:color w:val="000000"/>
+          <w:sz w:val="26"/>
+          <w:szCs w:val="26"/>
+        </w:rPr>
+        <w:t xml:space="preserve">C.　早期振幅比 Am_b/Am_p1 とは</w:t>
+      </w:r>
+    </w:p>
+    <w:p>
+      <w:pPr>
+        <w:spacing w:after="120" w:line="300"/>
+      </w:pPr>
+      <w:r>
+        <w:rPr>
+          <w:rFonts w:ascii="游明朝" w:cs="游明朝" w:eastAsia="游明朝" w:hAnsi="游明朝"/>
+          <w:b w:val="false"/>
+          <w:bCs w:val="false"/>
+          <w:color w:val="000000"/>
+        </w:rPr>
+        <w:t xml:space="preserve">Hellqvist らが 2024年に提案した指標である（Front Cardiovasc Med 11:1350726、33名）。</w:t>
+      </w:r>
+      <w:r>
+        <w:rPr>
+          <w:rFonts w:ascii="游明朝" w:cs="游明朝" w:eastAsia="游明朝" w:hAnsi="游明朝"/>
+          <w:b/>
+          <w:bCs/>
+          <w:color w:val="000000"/>
+        </w:rPr>
+        <w:t xml:space="preserve">拍の上昇脚だけを使い、頂点より後ろ（重複切痕・拡張期ピーク・下降脚）は一切使わない。</w:t>
       </w:r>
     </w:p>
     <w:p>
@@ -6020,7 +7308,25 @@
           <w:bCs w:val="false"/>
           <w:color w:val="000000"/>
         </w:rPr>
-        <w:t xml:space="preserve">　(i)　PWDB で、早期振幅比と末梢血管抵抗の関連を測る（6.2）。トーヌス側の指標があるかどうかが決まる。</w:t>
+        <w:t xml:space="preserve">・</w:t>
+      </w:r>
+      <w:r>
+        <w:rPr>
+          <w:rFonts w:ascii="游明朝" w:cs="游明朝" w:eastAsia="游明朝" w:hAnsi="游明朝"/>
+          <w:b/>
+          <w:bCs/>
+          <w:color w:val="000000"/>
+        </w:rPr>
+        <w:t xml:space="preserve">b</w:t>
+      </w:r>
+      <w:r>
+        <w:rPr>
+          <w:rFonts w:ascii="游明朝" w:cs="游明朝" w:eastAsia="游明朝" w:hAnsi="游明朝"/>
+          <w:b w:val="false"/>
+          <w:bCs w:val="false"/>
+          <w:color w:val="000000"/>
+        </w:rPr>
+        <w:t xml:space="preserve"> ― 脈波の2次微分の最初の谷。上昇脚の途中で、上がる勢いに最も強く制動がかかる時刻である。</w:t>
       </w:r>
     </w:p>
     <w:p>
@@ -6035,30 +7341,154 @@
           <w:bCs w:val="false"/>
           <w:color w:val="000000"/>
         </w:rPr>
-        <w:t xml:space="preserve">　(ii)　早期振幅比のウィンドウ間の再現性（0.36）を上げられるかを、平均法とウィンドウ長を変えて調べる。追えなければ、術中のモニタとしては成立しない。</w:t>
+        <w:t xml:space="preserve">・</w:t>
+      </w:r>
+      <w:r>
+        <w:rPr>
+          <w:rFonts w:ascii="游明朝" w:cs="游明朝" w:eastAsia="游明朝" w:hAnsi="游明朝"/>
+          <w:b/>
+          <w:bCs/>
+          <w:color w:val="000000"/>
+        </w:rPr>
+        <w:t xml:space="preserve">p1</w:t>
+      </w:r>
+      <w:r>
+        <w:rPr>
+          <w:rFonts w:ascii="游明朝" w:cs="游明朝" w:eastAsia="游明朝" w:hAnsi="游明朝"/>
+          <w:b w:val="false"/>
+          <w:bCs w:val="false"/>
+          <w:color w:val="000000"/>
+        </w:rPr>
+        <w:t xml:space="preserve"> ― 脈波の1次微分が最初の山をつけた後、下り始める直線部分に接線を引き、その接線が 0 と交わる時刻。収縮期ピークに相当する点で、</w:t>
+      </w:r>
+      <w:r>
+        <w:rPr>
+          <w:rFonts w:ascii="游明朝" w:cs="游明朝" w:eastAsia="游明朝" w:hAnsi="游明朝"/>
+          <w:b/>
+          <w:bCs/>
+          <w:color w:val="000000"/>
+        </w:rPr>
+        <w:t xml:space="preserve">重複切痕の無い波形でも一意に決まる</w:t>
+      </w:r>
+      <w:r>
+        <w:rPr>
+          <w:rFonts w:ascii="游明朝" w:cs="游明朝" w:eastAsia="游明朝" w:hAnsi="游明朝"/>
+          <w:b w:val="false"/>
+          <w:bCs w:val="false"/>
+          <w:color w:val="000000"/>
+        </w:rPr>
+        <w:t xml:space="preserve">。</w:t>
       </w:r>
     </w:p>
     <w:p>
       <w:pPr>
         <w:spacing w:after="120" w:line="300"/>
-      </w:pPr>
-      <w:r>
-        <w:rPr>
-          <w:rFonts w:ascii="游明朝" w:cs="游明朝" w:eastAsia="游明朝" w:hAnsi="游明朝"/>
-          <w:b/>
-          <w:bCs/>
-          <w:color w:val="000000"/>
-        </w:rPr>
-        <w:t xml:space="preserve">私の考えとしては、論文1と論文2は案A・案B のどちらでも書き上げる。</w:t>
-      </w:r>
-      <w:r>
-        <w:rPr>
-          <w:rFonts w:ascii="游明朝" w:cs="游明朝" w:eastAsia="游明朝" w:hAnsi="游明朝"/>
-          <w:b w:val="false"/>
-          <w:bCs w:val="false"/>
-          <w:color w:val="000000"/>
-        </w:rPr>
-        <w:t xml:space="preserve">そのうえで (i)(ii) の二つの小さな検討を行い、その結果で案A に落とすか案B に進むかを決めたい。両方とも数日で終わる規模である。</w:t>
+        <w:ind w:left="220"/>
+      </w:pPr>
+      <w:r>
+        <w:rPr>
+          <w:rFonts w:ascii="游明朝" w:cs="游明朝" w:eastAsia="游明朝" w:hAnsi="游明朝"/>
+          <w:b w:val="false"/>
+          <w:bCs w:val="false"/>
+          <w:color w:val="000000"/>
+        </w:rPr>
+        <w:t xml:space="preserve">・</w:t>
+      </w:r>
+      <w:r>
+        <w:rPr>
+          <w:rFonts w:ascii="游明朝" w:cs="游明朝" w:eastAsia="游明朝" w:hAnsi="游明朝"/>
+          <w:b/>
+          <w:bCs/>
+          <w:color w:val="000000"/>
+        </w:rPr>
+        <w:t xml:space="preserve">早期振幅比</w:t>
+      </w:r>
+      <w:r>
+        <w:rPr>
+          <w:rFonts w:ascii="游明朝" w:cs="游明朝" w:eastAsia="游明朝" w:hAnsi="游明朝"/>
+          <w:b w:val="false"/>
+          <w:bCs w:val="false"/>
+          <w:color w:val="000000"/>
+        </w:rPr>
+        <w:t xml:space="preserve"> ― この2時刻における脈波の高さの比 y(b) ÷ y(p1)。どちらも上昇脚の上の値なので 0 と 1 の間に入る。</w:t>
+      </w:r>
+    </w:p>
+    <w:p>
+      <w:pPr>
+        <w:spacing w:after="120" w:line="300"/>
+      </w:pPr>
+      <w:r>
+        <w:rPr>
+          <w:rFonts w:ascii="游明朝" w:cs="游明朝" w:eastAsia="游明朝" w:hAnsi="游明朝"/>
+          <w:b w:val="false"/>
+          <w:bCs w:val="false"/>
+          <w:color w:val="000000"/>
+        </w:rPr>
+        <w:t xml:space="preserve">動脈壁が硬いほど上昇脚で早く勢いが落ち、この比は小さくなる。原著の報告では頸大腿脈波伝播速度と r ＝ −0.81、大動脈脈波伝播速度と r ＝ −0.75 で、同論文が比較した既報の硬さ指数（r ＝ 0.58〜0.66）より強い。</w:t>
+      </w:r>
+    </w:p>
+    <w:p>
+      <w:pPr>
+        <w:spacing w:after="120" w:line="300"/>
+      </w:pPr>
+      <w:r>
+        <w:rPr>
+          <w:rFonts w:ascii="游明朝" w:cs="游明朝" w:eastAsia="游明朝" w:hAnsi="游明朝"/>
+          <w:b w:val="false"/>
+          <w:bCs w:val="false"/>
+          <w:color w:val="000000"/>
+        </w:rPr>
+        <w:t xml:space="preserve">我々にとっての利点は二つある。第一に、</w:t>
+      </w:r>
+      <w:r>
+        <w:rPr>
+          <w:rFonts w:ascii="游明朝" w:cs="游明朝" w:eastAsia="游明朝" w:hAnsi="游明朝"/>
+          <w:b/>
+          <w:bCs/>
+          <w:color w:val="000000"/>
+        </w:rPr>
+        <w:t xml:space="preserve">拡張期ピークを必要としない</w:t>
+      </w:r>
+      <w:r>
+        <w:rPr>
+          <w:rFonts w:ascii="游明朝" w:cs="游明朝" w:eastAsia="游明朝" w:hAnsi="游明朝"/>
+          <w:b w:val="false"/>
+          <w:bCs w:val="false"/>
+          <w:color w:val="000000"/>
+        </w:rPr>
+        <w:t xml:space="preserve">ので、切痕が消えた波形でも計算できる（実機での同定率 0.95）。第二に、</w:t>
+      </w:r>
+      <w:r>
+        <w:rPr>
+          <w:rFonts w:ascii="游明朝" w:cs="游明朝" w:eastAsia="游明朝" w:hAnsi="游明朝"/>
+          <w:b/>
+          <w:bCs/>
+          <w:color w:val="000000"/>
+        </w:rPr>
+        <w:t xml:space="preserve">分解を行わない</w:t>
+      </w:r>
+      <w:r>
+        <w:rPr>
+          <w:rFonts w:ascii="游明朝" w:cs="游明朝" w:eastAsia="游明朝" w:hAnsi="游明朝"/>
+          <w:b w:val="false"/>
+          <w:bCs w:val="false"/>
+          <w:color w:val="000000"/>
+        </w:rPr>
+        <w:t xml:space="preserve">ので、当てはめの不安定性が入らない。</w:t>
+      </w:r>
+    </w:p>
+    <w:p>
+      <w:pPr>
+        <w:spacing w:after="120" w:line="300"/>
+      </w:pPr>
+      <w:r>
+        <w:rPr>
+          <w:rFonts w:ascii="游明朝" w:cs="游明朝" w:eastAsia="游明朝" w:hAnsi="游明朝"/>
+          <w:b w:val="false"/>
+          <w:bCs w:val="false"/>
+          <w:color w:val="000000"/>
+        </w:rPr>
+        <w:t xml:space="preserve">留保もある。2次微分を使うため帯域制限と雑音に原理的に弱く、実機でのウィンドウ間の再現性 0.36 は我々が事前に決めた基準（0.30）ぎりぎりである。また PWDB の25歳層ではほぼ 0 で、若年層では被験者を弁別できていない。原著は33名の単施設報告であり、独立した追試は多くない。</w:t>
       </w:r>
     </w:p>
     <w:p>
@@ -6075,619 +7505,6 @@
           <w:sz w:val="26"/>
           <w:szCs w:val="26"/>
         </w:rPr>
-        <w:t xml:space="preserve">7.　ご相談したい点</w:t>
-      </w:r>
-    </w:p>
-    <w:p>
-      <w:pPr>
-        <w:spacing w:after="120" w:line="300"/>
-      </w:pPr>
-      <w:r>
-        <w:rPr>
-          <w:rFonts w:ascii="游明朝" w:cs="游明朝" w:eastAsia="游明朝" w:hAnsi="游明朝"/>
-          <w:b/>
-          <w:bCs/>
-          <w:color w:val="000000"/>
-        </w:rPr>
-        <w:t xml:space="preserve">1点目は、案A と案B のどちらを採るかについて。</w:t>
-      </w:r>
-      <w:r>
-        <w:rPr>
-          <w:rFonts w:ascii="游明朝" w:cs="游明朝" w:eastAsia="游明朝" w:hAnsi="游明朝"/>
-          <w:b w:val="false"/>
-          <w:bCs w:val="false"/>
-          <w:color w:val="000000"/>
-        </w:rPr>
-        <w:t xml:space="preserve">第6節のとおり、当初の目的については終了しており、続けるとすれば目的を切り替えて別の研究として立て直すことになる。ご意見を伺いたい。</w:t>
-      </w:r>
-    </w:p>
-    <w:p>
-      <w:pPr>
-        <w:spacing w:after="120" w:line="300"/>
-      </w:pPr>
-      <w:r>
-        <w:rPr>
-          <w:rFonts w:ascii="游明朝" w:cs="游明朝" w:eastAsia="游明朝" w:hAnsi="游明朝"/>
-          <w:b/>
-          <w:bCs/>
-          <w:color w:val="000000"/>
-        </w:rPr>
-        <w:t xml:space="preserve">2点目は、論文化の分け方について。</w:t>
-      </w:r>
-      <w:r>
-        <w:rPr>
-          <w:rFonts w:ascii="游明朝" w:cs="游明朝" w:eastAsia="游明朝" w:hAnsi="游明朝"/>
-          <w:b w:val="false"/>
-          <w:bCs w:val="false"/>
-          <w:color w:val="000000"/>
-        </w:rPr>
-        <w:t xml:space="preserve">第5節の三本案、とくに論文2を独立した方法論の論文として立てる方針についてご意見を伺いたい。</w:t>
-      </w:r>
-    </w:p>
-    <w:p>
-      <w:pPr>
-        <w:spacing w:after="120" w:line="300"/>
-      </w:pPr>
-      <w:r>
-        <w:rPr>
-          <w:rFonts w:ascii="游明朝" w:cs="游明朝" w:eastAsia="游明朝" w:hAnsi="游明朝"/>
-          <w:b/>
-          <w:bCs/>
-          <w:color w:val="000000"/>
-        </w:rPr>
-        <w:t xml:space="preserve">3点目は、投稿先について。</w:t>
-      </w:r>
-      <w:r>
-        <w:rPr>
-          <w:rFonts w:ascii="游明朝" w:cs="游明朝" w:eastAsia="游明朝" w:hAnsi="游明朝"/>
-          <w:b w:val="false"/>
-          <w:bCs w:val="false"/>
-          <w:color w:val="000000"/>
-        </w:rPr>
-        <w:t xml:space="preserve">掲載料が発生しない誌を優先して Physiological Measurement を第一候補としているが、論文1は麻酔科領域の誌に出すべきかご意見を伺いたい。論文2は方法論の誌のほうが適切と考えている。</w:t>
-      </w:r>
-    </w:p>
-    <w:p>
-      <w:pPr>
-        <w:spacing w:after="120" w:line="300"/>
-      </w:pPr>
-      <w:r>
-        <w:rPr>
-          <w:rFonts w:ascii="游明朝" w:cs="游明朝" w:eastAsia="游明朝" w:hAnsi="游明朝"/>
-          <w:b/>
-          <w:bCs/>
-          <w:color w:val="000000"/>
-        </w:rPr>
-        <w:t xml:space="preserve">4点目は、案B を採る場合の倫理申請について。</w:t>
-      </w:r>
-      <w:r>
-        <w:rPr>
-          <w:rFonts w:ascii="游明朝" w:cs="游明朝" w:eastAsia="游明朝" w:hAnsi="游明朝"/>
-          <w:b w:val="false"/>
-          <w:bCs w:val="false"/>
-          <w:color w:val="000000"/>
-        </w:rPr>
-        <w:t xml:space="preserve">研究2 は自施設10例で生波形を取得するもので、倫理審査が要る。上記 (i)(ii) の結果を見てから申請する順序でよいかご確認いただきたい。</w:t>
-      </w:r>
-    </w:p>
-    <w:p>
-      <w:pPr>
-        <w:spacing w:after="160" w:before="420"/>
-      </w:pPr>
-      <w:r>
-        <w:rPr>
-          <w:rFonts w:ascii="游明朝" w:cs="游明朝" w:eastAsia="游明朝" w:hAnsi="游明朝"/>
-          <w:b/>
-          <w:bCs/>
-          <w:sz w:val="24"/>
-          <w:szCs w:val="24"/>
-        </w:rPr>
-        <w:t xml:space="preserve">補　足</w:t>
-      </w:r>
-    </w:p>
-    <w:p>
-      <w:pPr>
-        <w:pStyle w:val="Heading1"/>
-        <w:spacing w:after="150" w:before="340"/>
-      </w:pPr>
-      <w:r>
-        <w:rPr>
-          <w:rFonts w:ascii="游明朝" w:cs="游明朝" w:eastAsia="游明朝" w:hAnsi="游明朝"/>
-          <w:b/>
-          <w:bCs/>
-          <w:color w:val="000000"/>
-          <w:sz w:val="26"/>
-          <w:szCs w:val="26"/>
-        </w:rPr>
-        <w:t xml:space="preserve">A.　VitalDB とは</w:t>
-      </w:r>
-    </w:p>
-    <w:p>
-      <w:pPr>
-        <w:spacing w:after="120" w:line="300"/>
-      </w:pPr>
-      <w:r>
-        <w:rPr>
-          <w:rFonts w:ascii="游明朝" w:cs="游明朝" w:eastAsia="游明朝" w:hAnsi="游明朝"/>
-          <w:b w:val="false"/>
-          <w:bCs w:val="false"/>
-          <w:color w:val="000000"/>
-        </w:rPr>
-        <w:t xml:space="preserve">ソウル大学校病院で手術を受けた患者の周術期生体信号を匿名化して公開したデータベース。2022年に Scientific Data 誌で公表され、登録すれば無償で使える。周術期の高分解能波形が大規模に公開されている、事実上唯一の資源である。</w:t>
-      </w:r>
-    </w:p>
-    <w:p>
-      <w:pPr>
-        <w:spacing w:after="120" w:line="300"/>
-      </w:pPr>
-      <w:r>
-        <w:rPr>
-          <w:rFonts w:ascii="游明朝" w:cs="游明朝" w:eastAsia="游明朝" w:hAnsi="游明朝"/>
-          <w:b w:val="false"/>
-          <w:bCs w:val="false"/>
-          <w:color w:val="000000"/>
-        </w:rPr>
-        <w:t xml:space="preserve">6,388症例、486,449トラック、196種類の信号。心電図・PPG・観血動脈圧を同一の変換器から 500 Hz で同期記録しており、拍単位の時間解析ができる。麻酔器・輸液ポンプ・心拍出量モニタの記録と、臨床情報74項目が併存する。</w:t>
-      </w:r>
-    </w:p>
-    <w:p>
-      <w:pPr>
-        <w:spacing w:after="120" w:line="300"/>
-      </w:pPr>
-      <w:r>
-        <w:rPr>
-          <w:rFonts w:ascii="游明朝" w:cs="游明朝" w:eastAsia="游明朝" w:hAnsi="游明朝"/>
-          <w:b w:val="false"/>
-          <w:bCs w:val="false"/>
-          <w:color w:val="000000"/>
-        </w:rPr>
-        <w:t xml:space="preserve">制約が二つある。第一に、PPG はベッドサイドモニタの表示用出力であり、フィルタ仕様は非公開で、直流成分は復元できない（0〜100 の表示スケール）。第二に、心拍出量の参照値は解析コホート862例中846例が FloTrac 系で、</w:t>
-      </w:r>
-      <w:r>
-        <w:rPr>
-          <w:rFonts w:ascii="游明朝" w:cs="游明朝" w:eastAsia="游明朝" w:hAnsi="游明朝"/>
-          <w:b/>
-          <w:bCs/>
-          <w:color w:val="000000"/>
-        </w:rPr>
-        <w:t xml:space="preserve">動脈圧波形から算出されるため血管に関わる仮説に対して独立でない</w:t>
-      </w:r>
-      <w:r>
-        <w:rPr>
-          <w:rFonts w:ascii="游明朝" w:cs="游明朝" w:eastAsia="游明朝" w:hAnsi="游明朝"/>
-          <w:b w:val="false"/>
-          <w:bCs w:val="false"/>
-          <w:color w:val="000000"/>
-        </w:rPr>
-        <w:t xml:space="preserve">。肺動脈カテーテルの熱希釈は65症例あるが、PPG を含む波形3点が揃うのは5例のみである。このため本研究では、参照心拍出量を用いない解析を主としている。</w:t>
-      </w:r>
-    </w:p>
-    <w:p>
-      <w:pPr>
-        <w:pStyle w:val="Heading1"/>
-        <w:spacing w:after="150" w:before="340"/>
-      </w:pPr>
-      <w:r>
-        <w:rPr>
-          <w:rFonts w:ascii="游明朝" w:cs="游明朝" w:eastAsia="游明朝" w:hAnsi="游明朝"/>
-          <w:b/>
-          <w:bCs/>
-          <w:color w:val="000000"/>
-          <w:sz w:val="26"/>
-          <w:szCs w:val="26"/>
-        </w:rPr>
-        <w:t xml:space="preserve">B.　PWDB（研究0 で用いた仮想被験者データ）とは</w:t>
-      </w:r>
-    </w:p>
-    <w:p>
-      <w:pPr>
-        <w:spacing w:after="120" w:line="300"/>
-      </w:pPr>
-      <w:r>
-        <w:rPr>
-          <w:rFonts w:ascii="游明朝" w:cs="游明朝" w:eastAsia="游明朝" w:hAnsi="游明朝"/>
-          <w:b w:val="false"/>
-          <w:bCs w:val="false"/>
-          <w:color w:val="000000"/>
-        </w:rPr>
-        <w:t xml:space="preserve">Charlton らが 2019年に公表した動脈網の一次元流体モデルの出力である（Am J Physiol Heart Circ Physiol。Zenodo で無償公開）。年齢6段階（25〜75歳・10歳刻み）に対し、大動脈径・心拍数・駆出時間・平均血圧・脈波伝播速度・1回拍出量の6因子を系統的に振った仮想被験者 4,374名分の波形が入っている。大動脈・頸動脈・上腕・橈骨・指尖・大腿の圧・流速・断面積と、</w:t>
-      </w:r>
-      <w:r>
-        <w:rPr>
-          <w:rFonts w:ascii="游明朝" w:cs="游明朝" w:eastAsia="游明朝" w:hAnsi="游明朝"/>
-          <w:b/>
-          <w:bCs/>
-          <w:color w:val="000000"/>
-        </w:rPr>
-        <w:t xml:space="preserve">指尖の光電容積脈波</w:t>
-      </w:r>
-      <w:r>
-        <w:rPr>
-          <w:rFonts w:ascii="游明朝" w:cs="游明朝" w:eastAsia="游明朝" w:hAnsi="游明朝"/>
-          <w:b w:val="false"/>
-          <w:bCs w:val="false"/>
-          <w:color w:val="000000"/>
-        </w:rPr>
-        <w:t xml:space="preserve">が出力される。</w:t>
-      </w:r>
-    </w:p>
-    <w:p>
-      <w:pPr>
-        <w:spacing w:after="120" w:line="300"/>
-      </w:pPr>
-      <w:r>
-        <w:rPr>
-          <w:rFonts w:ascii="游明朝" w:cs="游明朝" w:eastAsia="游明朝" w:hAnsi="游明朝"/>
-          <w:b/>
-          <w:bCs/>
-          <w:color w:val="000000"/>
-        </w:rPr>
-        <w:t xml:space="preserve">この資源の価値は、指尖の PPG と、その被験者の大動脈脈波伝播速度・末梢血管抵抗の真値が同時に得られることにある。</w:t>
-      </w:r>
-      <w:r>
-        <w:rPr>
-          <w:rFonts w:ascii="游明朝" w:cs="游明朝" w:eastAsia="游明朝" w:hAnsi="游明朝"/>
-          <w:b w:val="false"/>
-          <w:bCs w:val="false"/>
-          <w:color w:val="000000"/>
-        </w:rPr>
-        <w:t xml:space="preserve">実測データでは真値が得られないので、指標が何を測っているかはここでしか確かめられない。</w:t>
-      </w:r>
-    </w:p>
-    <w:p>
-      <w:pPr>
-        <w:spacing w:after="120" w:line="300"/>
-      </w:pPr>
-      <w:r>
-        <w:rPr>
-          <w:rFonts w:ascii="游明朝" w:cs="游明朝" w:eastAsia="游明朝" w:hAnsi="游明朝"/>
-          <w:b w:val="false"/>
-          <w:bCs w:val="false"/>
-          <w:color w:val="000000"/>
-        </w:rPr>
-        <w:t xml:space="preserve">限界も明確である。一次元流体モデルなので</w:t>
-      </w:r>
-      <w:r>
-        <w:rPr>
-          <w:rFonts w:ascii="游明朝" w:cs="游明朝" w:eastAsia="游明朝" w:hAnsi="游明朝"/>
-          <w:b/>
-          <w:bCs/>
-          <w:color w:val="000000"/>
-        </w:rPr>
-        <w:t xml:space="preserve">光学的な要素</w:t>
-      </w:r>
-      <w:r>
-        <w:rPr>
-          <w:rFonts w:ascii="游明朝" w:cs="游明朝" w:eastAsia="游明朝" w:hAnsi="游明朝"/>
-          <w:b w:val="false"/>
-          <w:bCs w:val="false"/>
-          <w:color w:val="000000"/>
-        </w:rPr>
-        <w:t xml:space="preserve">（組織での光散乱、静脈成分、拍動しない成分）が入っていない。雑音がなく、1拍のみで、体動もない。健常な加齢のモデルであり、疾患・麻酔・血管作動薬は含まれない。したがって</w:t>
-      </w:r>
-      <w:r>
-        <w:rPr>
-          <w:rFonts w:ascii="游明朝" w:cs="游明朝" w:eastAsia="游明朝" w:hAnsi="游明朝"/>
-          <w:b/>
-          <w:bCs/>
-          <w:color w:val="000000"/>
-        </w:rPr>
-        <w:t xml:space="preserve">ここで成立したことが実機で成立するとは限らず、逆も言えない</w:t>
-      </w:r>
-      <w:r>
-        <w:rPr>
-          <w:rFonts w:ascii="游明朝" w:cs="游明朝" w:eastAsia="游明朝" w:hAnsi="游明朝"/>
-          <w:b w:val="false"/>
-          <w:bCs w:val="false"/>
-          <w:color w:val="000000"/>
-        </w:rPr>
-        <w:t xml:space="preserve">。この点は結果の解釈に必ず添えている。</w:t>
-      </w:r>
-    </w:p>
-    <w:p>
-      <w:pPr>
-        <w:spacing w:after="120" w:line="300"/>
-      </w:pPr>
-      <w:r>
-        <w:rPr>
-          <w:rFonts w:ascii="游明朝" w:cs="游明朝" w:eastAsia="游明朝" w:hAnsi="游明朝"/>
-          <w:b w:val="false"/>
-          <w:bCs w:val="false"/>
-          <w:color w:val="000000"/>
-        </w:rPr>
-        <w:t xml:space="preserve">なお原著は従来の特徴点法由来の指標を大動脈脈波伝播速度と対比しており、</w:t>
-      </w:r>
-      <w:r>
-        <w:rPr>
-          <w:rFonts w:ascii="游明朝" w:cs="游明朝" w:eastAsia="游明朝" w:hAnsi="游明朝"/>
-          <w:b/>
-          <w:bCs/>
-          <w:color w:val="000000"/>
-        </w:rPr>
-        <w:t xml:space="preserve">分解由来の指標でこれを行った報告は無い。</w:t>
-      </w:r>
-      <w:r>
-        <w:rPr>
-          <w:rFonts w:ascii="游明朝" w:cs="游明朝" w:eastAsia="游明朝" w:hAnsi="游明朝"/>
-          <w:b w:val="false"/>
-          <w:bCs w:val="false"/>
-          <w:color w:val="000000"/>
-        </w:rPr>
-        <w:t xml:space="preserve">論文2の新規性はここにある。</w:t>
-      </w:r>
-    </w:p>
-    <w:p>
-      <w:pPr>
-        <w:spacing w:after="120" w:line="300"/>
-      </w:pPr>
-      <w:r>
-        <w:rPr>
-          <w:rFonts w:ascii="游明朝" w:cs="游明朝" w:eastAsia="游明朝" w:hAnsi="游明朝"/>
-          <w:b/>
-          <w:bCs/>
-          <w:color w:val="000000"/>
-        </w:rPr>
-        <w:t xml:space="preserve">末梢血管抵抗との関連は、特徴点由来の RI についてのみ確かめてある</w:t>
-      </w:r>
-      <w:r>
-        <w:rPr>
-          <w:rFonts w:ascii="游明朝" w:cs="游明朝" w:eastAsia="游明朝" w:hAnsi="游明朝"/>
-          <w:b w:val="false"/>
-          <w:bCs w:val="false"/>
-          <w:color w:val="000000"/>
-        </w:rPr>
-        <w:t xml:space="preserve">（0.504）。早期振幅比については測っていない（第6.2節）。</w:t>
-      </w:r>
-    </w:p>
-    <w:p>
-      <w:pPr>
-        <w:pStyle w:val="Heading1"/>
-        <w:spacing w:after="150" w:before="340"/>
-      </w:pPr>
-      <w:r>
-        <w:rPr>
-          <w:rFonts w:ascii="游明朝" w:cs="游明朝" w:eastAsia="游明朝" w:hAnsi="游明朝"/>
-          <w:b/>
-          <w:bCs/>
-          <w:color w:val="000000"/>
-          <w:sz w:val="26"/>
-          <w:szCs w:val="26"/>
-        </w:rPr>
-        <w:t xml:space="preserve">C.　早期振幅比 Am_b/Am_p1 とは</w:t>
-      </w:r>
-    </w:p>
-    <w:p>
-      <w:pPr>
-        <w:spacing w:after="120" w:line="300"/>
-      </w:pPr>
-      <w:r>
-        <w:rPr>
-          <w:rFonts w:ascii="游明朝" w:cs="游明朝" w:eastAsia="游明朝" w:hAnsi="游明朝"/>
-          <w:b w:val="false"/>
-          <w:bCs w:val="false"/>
-          <w:color w:val="000000"/>
-        </w:rPr>
-        <w:t xml:space="preserve">Hellqvist らが 2024年に提案した指標である（Front Cardiovasc Med 11:1350726、33名）。</w:t>
-      </w:r>
-      <w:r>
-        <w:rPr>
-          <w:rFonts w:ascii="游明朝" w:cs="游明朝" w:eastAsia="游明朝" w:hAnsi="游明朝"/>
-          <w:b/>
-          <w:bCs/>
-          <w:color w:val="000000"/>
-        </w:rPr>
-        <w:t xml:space="preserve">拍の上昇脚だけを使い、頂点より後ろ（重複切痕・拡張期ピーク・下降脚）は一切使わない。</w:t>
-      </w:r>
-    </w:p>
-    <w:p>
-      <w:pPr>
-        <w:spacing w:after="120" w:line="300"/>
-        <w:ind w:left="220"/>
-      </w:pPr>
-      <w:r>
-        <w:rPr>
-          <w:rFonts w:ascii="游明朝" w:cs="游明朝" w:eastAsia="游明朝" w:hAnsi="游明朝"/>
-          <w:b w:val="false"/>
-          <w:bCs w:val="false"/>
-          <w:color w:val="000000"/>
-        </w:rPr>
-        <w:t xml:space="preserve">・</w:t>
-      </w:r>
-      <w:r>
-        <w:rPr>
-          <w:rFonts w:ascii="游明朝" w:cs="游明朝" w:eastAsia="游明朝" w:hAnsi="游明朝"/>
-          <w:b/>
-          <w:bCs/>
-          <w:color w:val="000000"/>
-        </w:rPr>
-        <w:t xml:space="preserve">b</w:t>
-      </w:r>
-      <w:r>
-        <w:rPr>
-          <w:rFonts w:ascii="游明朝" w:cs="游明朝" w:eastAsia="游明朝" w:hAnsi="游明朝"/>
-          <w:b w:val="false"/>
-          <w:bCs w:val="false"/>
-          <w:color w:val="000000"/>
-        </w:rPr>
-        <w:t xml:space="preserve"> ― 脈波の2次微分の最初の谷。上昇脚の途中で、上がる勢いに最も強く制動がかかる時刻である。</w:t>
-      </w:r>
-    </w:p>
-    <w:p>
-      <w:pPr>
-        <w:spacing w:after="120" w:line="300"/>
-        <w:ind w:left="220"/>
-      </w:pPr>
-      <w:r>
-        <w:rPr>
-          <w:rFonts w:ascii="游明朝" w:cs="游明朝" w:eastAsia="游明朝" w:hAnsi="游明朝"/>
-          <w:b w:val="false"/>
-          <w:bCs w:val="false"/>
-          <w:color w:val="000000"/>
-        </w:rPr>
-        <w:t xml:space="preserve">・</w:t>
-      </w:r>
-      <w:r>
-        <w:rPr>
-          <w:rFonts w:ascii="游明朝" w:cs="游明朝" w:eastAsia="游明朝" w:hAnsi="游明朝"/>
-          <w:b/>
-          <w:bCs/>
-          <w:color w:val="000000"/>
-        </w:rPr>
-        <w:t xml:space="preserve">p1</w:t>
-      </w:r>
-      <w:r>
-        <w:rPr>
-          <w:rFonts w:ascii="游明朝" w:cs="游明朝" w:eastAsia="游明朝" w:hAnsi="游明朝"/>
-          <w:b w:val="false"/>
-          <w:bCs w:val="false"/>
-          <w:color w:val="000000"/>
-        </w:rPr>
-        <w:t xml:space="preserve"> ― 脈波の1次微分が最初の山をつけた後、下り始める直線部分に接線を引き、その接線が 0 と交わる時刻。収縮期ピークに相当する点で、</w:t>
-      </w:r>
-      <w:r>
-        <w:rPr>
-          <w:rFonts w:ascii="游明朝" w:cs="游明朝" w:eastAsia="游明朝" w:hAnsi="游明朝"/>
-          <w:b/>
-          <w:bCs/>
-          <w:color w:val="000000"/>
-        </w:rPr>
-        <w:t xml:space="preserve">重複切痕の無い波形でも一意に決まる</w:t>
-      </w:r>
-      <w:r>
-        <w:rPr>
-          <w:rFonts w:ascii="游明朝" w:cs="游明朝" w:eastAsia="游明朝" w:hAnsi="游明朝"/>
-          <w:b w:val="false"/>
-          <w:bCs w:val="false"/>
-          <w:color w:val="000000"/>
-        </w:rPr>
-        <w:t xml:space="preserve">。</w:t>
-      </w:r>
-    </w:p>
-    <w:p>
-      <w:pPr>
-        <w:spacing w:after="120" w:line="300"/>
-        <w:ind w:left="220"/>
-      </w:pPr>
-      <w:r>
-        <w:rPr>
-          <w:rFonts w:ascii="游明朝" w:cs="游明朝" w:eastAsia="游明朝" w:hAnsi="游明朝"/>
-          <w:b w:val="false"/>
-          <w:bCs w:val="false"/>
-          <w:color w:val="000000"/>
-        </w:rPr>
-        <w:t xml:space="preserve">・</w:t>
-      </w:r>
-      <w:r>
-        <w:rPr>
-          <w:rFonts w:ascii="游明朝" w:cs="游明朝" w:eastAsia="游明朝" w:hAnsi="游明朝"/>
-          <w:b/>
-          <w:bCs/>
-          <w:color w:val="000000"/>
-        </w:rPr>
-        <w:t xml:space="preserve">早期振幅比</w:t>
-      </w:r>
-      <w:r>
-        <w:rPr>
-          <w:rFonts w:ascii="游明朝" w:cs="游明朝" w:eastAsia="游明朝" w:hAnsi="游明朝"/>
-          <w:b w:val="false"/>
-          <w:bCs w:val="false"/>
-          <w:color w:val="000000"/>
-        </w:rPr>
-        <w:t xml:space="preserve"> ― この2時刻における脈波の高さの比 y(b) ÷ y(p1)。どちらも上昇脚の上の値なので 0 と 1 の間に入る。</w:t>
-      </w:r>
-    </w:p>
-    <w:p>
-      <w:pPr>
-        <w:spacing w:after="120" w:line="300"/>
-      </w:pPr>
-      <w:r>
-        <w:rPr>
-          <w:rFonts w:ascii="游明朝" w:cs="游明朝" w:eastAsia="游明朝" w:hAnsi="游明朝"/>
-          <w:b w:val="false"/>
-          <w:bCs w:val="false"/>
-          <w:color w:val="000000"/>
-        </w:rPr>
-        <w:t xml:space="preserve">動脈壁が硬いほど上昇脚で早く勢いが落ち、この比は小さくなる。原著の報告では頸大腿脈波伝播速度と r ＝ −0.81、大動脈脈波伝播速度と r ＝ −0.75 で、同論文が比較した既報の硬さ指数（r ＝ 0.58〜0.66）より強い。</w:t>
-      </w:r>
-    </w:p>
-    <w:p>
-      <w:pPr>
-        <w:spacing w:after="120" w:line="300"/>
-      </w:pPr>
-      <w:r>
-        <w:rPr>
-          <w:rFonts w:ascii="游明朝" w:cs="游明朝" w:eastAsia="游明朝" w:hAnsi="游明朝"/>
-          <w:b w:val="false"/>
-          <w:bCs w:val="false"/>
-          <w:color w:val="000000"/>
-        </w:rPr>
-        <w:t xml:space="preserve">我々にとっての利点は二つある。第一に、</w:t>
-      </w:r>
-      <w:r>
-        <w:rPr>
-          <w:rFonts w:ascii="游明朝" w:cs="游明朝" w:eastAsia="游明朝" w:hAnsi="游明朝"/>
-          <w:b/>
-          <w:bCs/>
-          <w:color w:val="000000"/>
-        </w:rPr>
-        <w:t xml:space="preserve">拡張期ピークを必要としない</w:t>
-      </w:r>
-      <w:r>
-        <w:rPr>
-          <w:rFonts w:ascii="游明朝" w:cs="游明朝" w:eastAsia="游明朝" w:hAnsi="游明朝"/>
-          <w:b w:val="false"/>
-          <w:bCs w:val="false"/>
-          <w:color w:val="000000"/>
-        </w:rPr>
-        <w:t xml:space="preserve">ので、切痕が消えた波形でも計算できる（実機での同定率 0.95）。第二に、</w:t>
-      </w:r>
-      <w:r>
-        <w:rPr>
-          <w:rFonts w:ascii="游明朝" w:cs="游明朝" w:eastAsia="游明朝" w:hAnsi="游明朝"/>
-          <w:b/>
-          <w:bCs/>
-          <w:color w:val="000000"/>
-        </w:rPr>
-        <w:t xml:space="preserve">分解を行わない</w:t>
-      </w:r>
-      <w:r>
-        <w:rPr>
-          <w:rFonts w:ascii="游明朝" w:cs="游明朝" w:eastAsia="游明朝" w:hAnsi="游明朝"/>
-          <w:b w:val="false"/>
-          <w:bCs w:val="false"/>
-          <w:color w:val="000000"/>
-        </w:rPr>
-        <w:t xml:space="preserve">ので、当てはめの不安定性が入らない。</w:t>
-      </w:r>
-    </w:p>
-    <w:p>
-      <w:pPr>
-        <w:spacing w:after="120" w:line="300"/>
-      </w:pPr>
-      <w:r>
-        <w:rPr>
-          <w:rFonts w:ascii="游明朝" w:cs="游明朝" w:eastAsia="游明朝" w:hAnsi="游明朝"/>
-          <w:b w:val="false"/>
-          <w:bCs w:val="false"/>
-          <w:color w:val="000000"/>
-        </w:rPr>
-        <w:t xml:space="preserve">留保もある。2次微分を使うため帯域制限と雑音に原理的に弱く、実機でのウィンドウ間の再現性 0.36 は我々が事前に決めた基準（0.30）ぎりぎりである。また PWDB の25歳層ではほぼ 0 で、若年層では被験者を弁別できていない。原著は33名の単施設報告であり、独立した追試は多くない。</w:t>
-      </w:r>
-    </w:p>
-    <w:p>
-      <w:pPr>
-        <w:pStyle w:val="Heading1"/>
-        <w:spacing w:after="150" w:before="340"/>
-      </w:pPr>
-      <w:r>
-        <w:rPr>
-          <w:rFonts w:ascii="游明朝" w:cs="游明朝" w:eastAsia="游明朝" w:hAnsi="游明朝"/>
-          <w:b/>
-          <w:bCs/>
-          <w:color w:val="000000"/>
-          <w:sz w:val="26"/>
-          <w:szCs w:val="26"/>
-        </w:rPr>
         <w:t xml:space="preserve">D.　先行研究との関係</w:t>
       </w:r>
     </w:p>
@@ -6704,7 +7521,7 @@
           <w:sz w:val="19"/>
           <w:szCs w:val="19"/>
         </w:rPr>
-        <w:t xml:space="preserve">表9　先行研究と本研究の関係</w:t>
+        <w:t xml:space="preserve">表10　先行研究と本研究の関係</w:t>
       </w:r>
     </w:p>
     <w:tbl>
